--- a/Dokumentace/Ukol1_Vymezeni_tematu.docx
+++ b/Dokumentace/Ukol1_Vymezeni_tematu.docx
@@ -1,129 +1,360 @@
 
 <file path=word/document.xml><?xml version="1.0" encoding="utf-8"?>
-<w:document xmlns:wpc="http://schemas.microsoft.com/office/word/2010/wordprocessingCanvas" xmlns:mc="http://schemas.openxmlformats.org/markup-compatibility/2006" xmlns:o="urn:schemas-microsoft-com:office:office" xmlns:r="http://schemas.openxmlformats.org/officeDocument/2006/relationships" xmlns:m="http://schemas.openxmlformats.org/officeDocument/2006/math" xmlns:v="urn:schemas-microsoft-com:vml" xmlns:wp14="http://schemas.microsoft.com/office/word/2010/wordprocessingDrawing" xmlns:wp="http://schemas.openxmlformats.org/drawingml/2006/wordprocessingDrawing" xmlns:w10="urn:schemas-microsoft-com:office:word" xmlns:w="http://schemas.openxmlformats.org/wordprocessingml/2006/main" xmlns:w14="http://schemas.microsoft.com/office/word/2010/wordml" xmlns:w15="http://schemas.microsoft.com/office/word/2012/wordml" xmlns:wpg="http://schemas.microsoft.com/office/word/2010/wordprocessingGroup" xmlns:wpi="http://schemas.microsoft.com/office/word/2010/wordprocessingInk" xmlns:wne="http://schemas.microsoft.com/office/word/2006/wordml" xmlns:wps="http://schemas.microsoft.com/office/word/2010/wordprocessingShape" xmlns:cx="http://schemas.microsoft.com/office/drawing/2014/chartex" xmlns:cx1="http://schemas.microsoft.com/office/drawing/2015/9/8/chartex" xmlns:cx2="http://schemas.microsoft.com/office/drawing/2015/10/21/chartex" xmlns:cx3="http://schemas.microsoft.com/office/drawing/2016/5/9/chartex" xmlns:cx4="http://schemas.microsoft.com/office/drawing/2016/5/10/chartex" xmlns:cx5="http://schemas.microsoft.com/office/drawing/2016/5/11/chartex" xmlns:cx6="http://schemas.microsoft.com/office/drawing/2016/5/12/chartex" xmlns:cx7="http://schemas.microsoft.com/office/drawing/2016/5/13/chartex" xmlns:cx8="http://schemas.microsoft.com/office/drawing/2016/5/14/chartex" xmlns:aink="http://schemas.microsoft.com/office/drawing/2016/ink" xmlns:am3d="http://schemas.microsoft.com/office/drawing/2017/model3d" xmlns:w16cex="http://schemas.microsoft.com/office/word/2018/wordml/cex" xmlns:w16cid="http://schemas.microsoft.com/office/word/2016/wordml/cid" xmlns:w16="http://schemas.microsoft.com/office/word/2018/wordml" xmlns:w16sdtdh="http://schemas.microsoft.com/office/word/2020/wordml/sdtdatahash" xmlns:w16se="http://schemas.microsoft.com/office/word/2015/wordml/symex" mc:Ignorable="w14 w15 wp14">
+<w:document xmlns:wpc="http://schemas.microsoft.com/office/word/2010/wordprocessingCanvas" xmlns:cx="http://schemas.microsoft.com/office/drawing/2014/chartex" xmlns:cx1="http://schemas.microsoft.com/office/drawing/2015/9/8/chartex" xmlns:cx2="http://schemas.microsoft.com/office/drawing/2015/10/21/chartex" xmlns:cx3="http://schemas.microsoft.com/office/drawing/2016/5/9/chartex" xmlns:cx4="http://schemas.microsoft.com/office/drawing/2016/5/10/chartex" xmlns:cx5="http://schemas.microsoft.com/office/drawing/2016/5/11/chartex" xmlns:cx6="http://schemas.microsoft.com/office/drawing/2016/5/12/chartex" xmlns:cx7="http://schemas.microsoft.com/office/drawing/2016/5/13/chartex" xmlns:cx8="http://schemas.microsoft.com/office/drawing/2016/5/14/chartex" xmlns:mc="http://schemas.openxmlformats.org/markup-compatibility/2006" xmlns:aink="http://schemas.microsoft.com/office/drawing/2016/ink" xmlns:am3d="http://schemas.microsoft.com/office/drawing/2017/model3d" xmlns:o="urn:schemas-microsoft-com:office:office" xmlns:oel="http://schemas.microsoft.com/office/2019/extlst" xmlns:r="http://schemas.openxmlformats.org/officeDocument/2006/relationships" xmlns:m="http://schemas.openxmlformats.org/officeDocument/2006/math" xmlns:v="urn:schemas-microsoft-com:vml" xmlns:wp14="http://schemas.microsoft.com/office/word/2010/wordprocessingDrawing" xmlns:wp="http://schemas.openxmlformats.org/drawingml/2006/wordprocessingDrawing" xmlns:w10="urn:schemas-microsoft-com:office:word" xmlns:w="http://schemas.openxmlformats.org/wordprocessingml/2006/main" xmlns:w14="http://schemas.microsoft.com/office/word/2010/wordml" xmlns:w15="http://schemas.microsoft.com/office/word/2012/wordml" xmlns:w16cex="http://schemas.microsoft.com/office/word/2018/wordml/cex" xmlns:w16cid="http://schemas.microsoft.com/office/word/2016/wordml/cid" xmlns:w16="http://schemas.microsoft.com/office/word/2018/wordml" xmlns:w16du="http://schemas.microsoft.com/office/word/2023/wordml/word16du" xmlns:w16sdtdh="http://schemas.microsoft.com/office/word/2020/wordml/sdtdatahash" xmlns:w16se="http://schemas.microsoft.com/office/word/2015/wordml/symex" xmlns:wpg="http://schemas.microsoft.com/office/word/2010/wordprocessingGroup" xmlns:wpi="http://schemas.microsoft.com/office/word/2010/wordprocessingInk" xmlns:wne="http://schemas.microsoft.com/office/word/2006/wordml" xmlns:wps="http://schemas.microsoft.com/office/word/2010/wordprocessingShape" mc:Ignorable="w14 w15 w16se w16cid w16 w16cex w16sdtdh w16du wp14">
   <w:body>
     <w:p>
       <w:pPr>
         <w:spacing w:after="40"/>
-      </w:pPr>
-      <w:r>
-        <w:rPr>
-          <w:rFonts w:ascii="Calibri" w:cs="Calibri" w:eastAsia="Calibri" w:hAnsi="Calibri"/>
-          <w:b/>
-          <w:bCs/>
-          <w:color w:val="1F4E79"/>
+        <w:rPr>
+          <w:b/>
+          <w:bCs/>
+          <w:color w:val="000000" w:themeColor="text1"/>
+        </w:rPr>
+      </w:pPr>
+      <w:proofErr w:type="spellStart"/>
+      <w:r>
+        <w:rPr>
+          <w:rFonts w:ascii="Calibri" w:eastAsia="Calibri" w:hAnsi="Calibri" w:cs="Calibri"/>
+          <w:b/>
+          <w:bCs/>
+          <w:color w:val="000000" w:themeColor="text1"/>
           <w:sz w:val="44"/>
           <w:szCs w:val="44"/>
         </w:rPr>
-        <w:t xml:space="preserve">Poslední maják</w:t>
-      </w:r>
+        <w:t>The</w:t>
+      </w:r>
+      <w:proofErr w:type="spellEnd"/>
+      <w:r>
+        <w:rPr>
+          <w:rFonts w:ascii="Calibri" w:eastAsia="Calibri" w:hAnsi="Calibri" w:cs="Calibri"/>
+          <w:b/>
+          <w:bCs/>
+          <w:color w:val="000000" w:themeColor="text1"/>
+          <w:sz w:val="44"/>
+          <w:szCs w:val="44"/>
+        </w:rPr>
+        <w:t xml:space="preserve"> Last </w:t>
+      </w:r>
+      <w:proofErr w:type="spellStart"/>
+      <w:r>
+        <w:rPr>
+          <w:rFonts w:ascii="Calibri" w:eastAsia="Calibri" w:hAnsi="Calibri" w:cs="Calibri"/>
+          <w:b/>
+          <w:bCs/>
+          <w:color w:val="000000" w:themeColor="text1"/>
+          <w:sz w:val="44"/>
+          <w:szCs w:val="44"/>
+        </w:rPr>
+        <w:t>Beacon</w:t>
+      </w:r>
+      <w:proofErr w:type="spellEnd"/>
     </w:p>
     <w:p>
       <w:pPr>
         <w:pBdr>
-          <w:bottom w:val="single" w:color="1F4E79" w:sz="6" w:space="2"/>
+          <w:bottom w:val="single" w:sz="6" w:space="0" w:color="1F4E79"/>
         </w:pBdr>
         <w:spacing w:after="120"/>
-      </w:pPr>
-      <w:r>
-        <w:rPr>
-          <w:rFonts w:ascii="Calibri" w:cs="Calibri" w:eastAsia="Calibri" w:hAnsi="Calibri"/>
-          <w:color w:val="555555"/>
-          <w:sz w:val="20"/>
-          <w:szCs w:val="20"/>
-        </w:rPr>
-        <w:t xml:space="preserve">IT projekt – úkol 1: téma, vize a cílová skupina  |  Martin Štěpánek</w:t>
+        <w:rPr>
+          <w:color w:val="000000" w:themeColor="text1"/>
+        </w:rPr>
+      </w:pPr>
+      <w:r>
+        <w:rPr>
+          <w:rFonts w:ascii="Calibri" w:eastAsia="Calibri" w:hAnsi="Calibri" w:cs="Calibri"/>
+          <w:color w:val="000000" w:themeColor="text1"/>
+        </w:rPr>
+        <w:t xml:space="preserve">IT </w:t>
+      </w:r>
+      <w:proofErr w:type="gramStart"/>
+      <w:r>
+        <w:rPr>
+          <w:rFonts w:ascii="Calibri" w:eastAsia="Calibri" w:hAnsi="Calibri" w:cs="Calibri"/>
+          <w:color w:val="000000" w:themeColor="text1"/>
+        </w:rPr>
+        <w:t>projekt - úkol</w:t>
+      </w:r>
+      <w:proofErr w:type="gramEnd"/>
+      <w:r>
+        <w:rPr>
+          <w:rFonts w:ascii="Calibri" w:eastAsia="Calibri" w:hAnsi="Calibri" w:cs="Calibri"/>
+          <w:color w:val="000000" w:themeColor="text1"/>
+        </w:rPr>
+        <w:t xml:space="preserve"> 1</w:t>
+      </w:r>
+      <w:r>
+        <w:rPr>
+          <w:rFonts w:ascii="Calibri" w:eastAsia="Calibri" w:hAnsi="Calibri" w:cs="Calibri"/>
+          <w:color w:val="000000" w:themeColor="text1"/>
+        </w:rPr>
+        <w:t xml:space="preserve"> -</w:t>
+      </w:r>
+      <w:r>
+        <w:rPr>
+          <w:rFonts w:ascii="Calibri" w:eastAsia="Calibri" w:hAnsi="Calibri" w:cs="Calibri"/>
+          <w:color w:val="000000" w:themeColor="text1"/>
+        </w:rPr>
+        <w:t xml:space="preserve"> Martin Štěpánek</w:t>
       </w:r>
     </w:p>
     <w:p>
       <w:pPr>
-        <w:keepNext/>
-        <w:spacing w:after="60" w:before="200"/>
-      </w:pPr>
-      <w:r>
-        <w:rPr>
-          <w:rFonts w:ascii="Calibri" w:cs="Calibri" w:eastAsia="Calibri" w:hAnsi="Calibri"/>
-          <w:b/>
-          <w:bCs/>
-          <w:color w:val="1F4E79"/>
+        <w:pBdr>
+          <w:bottom w:val="single" w:sz="6" w:space="0" w:color="1F4E79"/>
+        </w:pBdr>
+        <w:spacing w:after="120"/>
+        <w:rPr>
+          <w:color w:val="000000" w:themeColor="text1"/>
+        </w:rPr>
+      </w:pPr>
+      <w:r>
+        <w:rPr>
+          <w:rFonts w:ascii="Calibri" w:eastAsia="Calibri" w:hAnsi="Calibri" w:cs="Calibri"/>
+          <w:b/>
+          <w:bCs/>
+          <w:color w:val="000000" w:themeColor="text1"/>
           <w:sz w:val="26"/>
           <w:szCs w:val="26"/>
         </w:rPr>
-        <w:t xml:space="preserve">Téma</w:t>
+        <w:t>Téma</w:t>
       </w:r>
     </w:p>
     <w:p>
       <w:pPr>
-        <w:spacing w:after="100" w:line="276"/>
-        <w:jc w:val="left"/>
-      </w:pPr>
-      <w:r>
-        <w:rPr>
-          <w:rFonts w:ascii="Calibri" w:cs="Calibri" w:eastAsia="Calibri" w:hAnsi="Calibri"/>
-          <w:sz w:val="22"/>
-          <w:szCs w:val="22"/>
-        </w:rPr>
-        <w:t xml:space="preserve">Poslední maják je 3D hra v Unity, ve které plavíte lodí po nekonečném moři. Rybaříte, vytahujete poklady z vraků, prodáváte je v majácích na ostrovech a za peníze si vylepšujete loď. Moře se generuje samo podle toho, kam jedete, takže nikdy nedojde. Do toho přicházejí piráti a nepřátelské ostrovy s děly a postupně se odemyká příběh o starém námořníkovi a jeho ztraceném bratrovi. Hra se dá hrát i ve dvou na jednom počítači.</w:t>
+        <w:spacing w:after="100" w:line="276" w:lineRule="auto"/>
+        <w:rPr>
+          <w:color w:val="000000" w:themeColor="text1"/>
+        </w:rPr>
+      </w:pPr>
+      <w:proofErr w:type="spellStart"/>
+      <w:r>
+        <w:rPr>
+          <w:rFonts w:ascii="Calibri" w:eastAsia="Calibri" w:hAnsi="Calibri" w:cs="Calibri"/>
+          <w:color w:val="000000" w:themeColor="text1"/>
+          <w:sz w:val="22"/>
+          <w:szCs w:val="22"/>
+        </w:rPr>
+        <w:t>The</w:t>
+      </w:r>
+      <w:proofErr w:type="spellEnd"/>
+      <w:r>
+        <w:rPr>
+          <w:rFonts w:ascii="Calibri" w:eastAsia="Calibri" w:hAnsi="Calibri" w:cs="Calibri"/>
+          <w:color w:val="000000" w:themeColor="text1"/>
+          <w:sz w:val="22"/>
+          <w:szCs w:val="22"/>
+        </w:rPr>
+        <w:t xml:space="preserve"> Last </w:t>
+      </w:r>
+      <w:proofErr w:type="spellStart"/>
+      <w:r>
+        <w:rPr>
+          <w:rFonts w:ascii="Calibri" w:eastAsia="Calibri" w:hAnsi="Calibri" w:cs="Calibri"/>
+          <w:color w:val="000000" w:themeColor="text1"/>
+          <w:sz w:val="22"/>
+          <w:szCs w:val="22"/>
+        </w:rPr>
+        <w:t>Beacon</w:t>
+      </w:r>
+      <w:proofErr w:type="spellEnd"/>
+      <w:r>
+        <w:rPr>
+          <w:rFonts w:ascii="Calibri" w:eastAsia="Calibri" w:hAnsi="Calibri" w:cs="Calibri"/>
+          <w:color w:val="000000" w:themeColor="text1"/>
+          <w:sz w:val="22"/>
+          <w:szCs w:val="22"/>
+        </w:rPr>
+        <w:t xml:space="preserve"> je 3D hra v Unity, ve které plavíte lodí po nekonečném moři. Rybaříte, vytahujete poklady z vraků, prodáváte je v majácích na ostrovech a za peníze si vylepšujete loď. Moře se generuje samo podle toho, kam jedete, takže nikdy nedojde. Do toho přicházejí piráti a nepřátelské ostrovy s děly a postupně se odemyká příběh o starém námořníkovi a jeho ztraceném </w:t>
+      </w:r>
+      <w:r>
+        <w:rPr>
+          <w:rFonts w:ascii="Calibri" w:eastAsia="Calibri" w:hAnsi="Calibri" w:cs="Calibri"/>
+          <w:color w:val="000000" w:themeColor="text1"/>
+          <w:sz w:val="22"/>
+          <w:szCs w:val="22"/>
+        </w:rPr>
+        <w:t>pokladu</w:t>
+      </w:r>
+      <w:r>
+        <w:rPr>
+          <w:rFonts w:ascii="Calibri" w:eastAsia="Calibri" w:hAnsi="Calibri" w:cs="Calibri"/>
+          <w:color w:val="000000" w:themeColor="text1"/>
+          <w:sz w:val="22"/>
+          <w:szCs w:val="22"/>
+        </w:rPr>
+        <w:t>. Hra se dá hrát i ve dvou</w:t>
+      </w:r>
+      <w:r>
+        <w:rPr>
+          <w:rFonts w:ascii="Calibri" w:eastAsia="Calibri" w:hAnsi="Calibri" w:cs="Calibri"/>
+          <w:color w:val="000000" w:themeColor="text1"/>
+          <w:sz w:val="22"/>
+          <w:szCs w:val="22"/>
+        </w:rPr>
+        <w:t xml:space="preserve"> lidech</w:t>
+      </w:r>
+      <w:r>
+        <w:rPr>
+          <w:rFonts w:ascii="Calibri" w:eastAsia="Calibri" w:hAnsi="Calibri" w:cs="Calibri"/>
+          <w:color w:val="000000" w:themeColor="text1"/>
+          <w:sz w:val="22"/>
+          <w:szCs w:val="22"/>
+        </w:rPr>
+        <w:t xml:space="preserve"> na jednom počítači.</w:t>
       </w:r>
     </w:p>
     <w:p>
       <w:pPr>
         <w:keepNext/>
-        <w:spacing w:after="60" w:before="200"/>
-      </w:pPr>
-      <w:r>
-        <w:rPr>
-          <w:rFonts w:ascii="Calibri" w:cs="Calibri" w:eastAsia="Calibri" w:hAnsi="Calibri"/>
-          <w:b/>
-          <w:bCs/>
-          <w:color w:val="1F4E79"/>
+        <w:spacing w:before="200" w:after="60"/>
+        <w:rPr>
+          <w:color w:val="000000" w:themeColor="text1"/>
+        </w:rPr>
+      </w:pPr>
+      <w:r>
+        <w:rPr>
+          <w:rFonts w:ascii="Calibri" w:eastAsia="Calibri" w:hAnsi="Calibri" w:cs="Calibri"/>
+          <w:b/>
+          <w:bCs/>
+          <w:color w:val="000000" w:themeColor="text1"/>
           <w:sz w:val="26"/>
           <w:szCs w:val="26"/>
         </w:rPr>
-        <w:t xml:space="preserve">Pro koho je a co mu přinese</w:t>
+        <w:t>Pro koho je a co mu přinese</w:t>
       </w:r>
     </w:p>
     <w:p>
       <w:pPr>
-        <w:spacing w:after="100" w:line="276"/>
-        <w:jc w:val="left"/>
-      </w:pPr>
-      <w:r>
-        <w:rPr>
-          <w:rFonts w:ascii="Calibri" w:cs="Calibri" w:eastAsia="Calibri" w:hAnsi="Calibri"/>
-          <w:sz w:val="22"/>
-          <w:szCs w:val="22"/>
-        </w:rPr>
-        <w:t xml:space="preserve">Pro hráče, kteří si chtějí v klidu zahrát bez stresu a bez učení složitého ovládání – ideálně kolem 12 až 25 let, a pro dva kamarády, kteří chtějí něco hrát společně na jednom PC. Přinese jim uvolnění, jasný cíl (lepší loď, další ostrov) a příběh, který dává důvod plout dál. Hra běží offline, není třeba nic instalovat ani se registrovat. Mým cílem je při tom ukázat celý postup tvorby většího softwaru, od nápadu až po hotový build, dokumentaci a licence.</w:t>
+        <w:spacing w:after="100" w:line="276" w:lineRule="auto"/>
+        <w:rPr>
+          <w:color w:val="000000" w:themeColor="text1"/>
+        </w:rPr>
+      </w:pPr>
+      <w:r>
+        <w:rPr>
+          <w:rFonts w:ascii="Calibri" w:eastAsia="Calibri" w:hAnsi="Calibri" w:cs="Calibri"/>
+          <w:color w:val="000000" w:themeColor="text1"/>
+          <w:sz w:val="22"/>
+          <w:szCs w:val="22"/>
+        </w:rPr>
+        <w:t xml:space="preserve">Pro hráče, kteří si chtějí v klidu zahrát bez stresu a bez učení složitého ovládání </w:t>
+      </w:r>
+      <w:r>
+        <w:rPr>
+          <w:rFonts w:ascii="Calibri" w:eastAsia="Calibri" w:hAnsi="Calibri" w:cs="Calibri"/>
+          <w:color w:val="000000" w:themeColor="text1"/>
+          <w:sz w:val="22"/>
+          <w:szCs w:val="22"/>
+        </w:rPr>
+        <w:t>-</w:t>
+      </w:r>
+      <w:r>
+        <w:rPr>
+          <w:rFonts w:ascii="Calibri" w:eastAsia="Calibri" w:hAnsi="Calibri" w:cs="Calibri"/>
+          <w:color w:val="000000" w:themeColor="text1"/>
+          <w:sz w:val="22"/>
+          <w:szCs w:val="22"/>
+        </w:rPr>
+        <w:t xml:space="preserve"> ideálně kolem 12 až 25 let, a pro dva kamarády, kteří chtějí něco hrát společně na jednom PC. Přinese jim uvolnění, jasný cíl (lepší loď, další ostrov) a příběh, který dává důvod</w:t>
+      </w:r>
+      <w:r>
+        <w:rPr>
+          <w:rFonts w:ascii="Calibri" w:eastAsia="Calibri" w:hAnsi="Calibri" w:cs="Calibri"/>
+          <w:color w:val="000000" w:themeColor="text1"/>
+          <w:sz w:val="22"/>
+          <w:szCs w:val="22"/>
+        </w:rPr>
+        <w:t>, proč</w:t>
+      </w:r>
+      <w:r>
+        <w:rPr>
+          <w:rFonts w:ascii="Calibri" w:eastAsia="Calibri" w:hAnsi="Calibri" w:cs="Calibri"/>
+          <w:color w:val="000000" w:themeColor="text1"/>
+          <w:sz w:val="22"/>
+          <w:szCs w:val="22"/>
+        </w:rPr>
+        <w:t xml:space="preserve"> plout dál. Hra </w:t>
+      </w:r>
+      <w:proofErr w:type="gramStart"/>
+      <w:r>
+        <w:rPr>
+          <w:rFonts w:ascii="Calibri" w:eastAsia="Calibri" w:hAnsi="Calibri" w:cs="Calibri"/>
+          <w:color w:val="000000" w:themeColor="text1"/>
+          <w:sz w:val="22"/>
+          <w:szCs w:val="22"/>
+        </w:rPr>
+        <w:t>běží</w:t>
+      </w:r>
+      <w:proofErr w:type="gramEnd"/>
+      <w:r>
+        <w:rPr>
+          <w:rFonts w:ascii="Calibri" w:eastAsia="Calibri" w:hAnsi="Calibri" w:cs="Calibri"/>
+          <w:color w:val="000000" w:themeColor="text1"/>
+          <w:sz w:val="22"/>
+          <w:szCs w:val="22"/>
+        </w:rPr>
+        <w:t xml:space="preserve"> </w:t>
+      </w:r>
+      <w:proofErr w:type="spellStart"/>
+      <w:r>
+        <w:rPr>
+          <w:rFonts w:ascii="Calibri" w:eastAsia="Calibri" w:hAnsi="Calibri" w:cs="Calibri"/>
+          <w:color w:val="000000" w:themeColor="text1"/>
+          <w:sz w:val="22"/>
+          <w:szCs w:val="22"/>
+        </w:rPr>
+        <w:t>offline</w:t>
+      </w:r>
+      <w:proofErr w:type="spellEnd"/>
+      <w:r>
+        <w:rPr>
+          <w:rFonts w:ascii="Calibri" w:eastAsia="Calibri" w:hAnsi="Calibri" w:cs="Calibri"/>
+          <w:color w:val="000000" w:themeColor="text1"/>
+          <w:sz w:val="22"/>
+          <w:szCs w:val="22"/>
+        </w:rPr>
+        <w:t>, není třeba nic instalovat ani se registrovat. Mým cílem je při tom ukázat celý postup tvorby většího softwaru, od nápadu až po hotový build, dokumentaci a licence.</w:t>
       </w:r>
     </w:p>
     <w:p>
       <w:pPr>
         <w:keepNext/>
-        <w:spacing w:after="60" w:before="200"/>
-      </w:pPr>
-      <w:r>
-        <w:rPr>
-          <w:rFonts w:ascii="Calibri" w:cs="Calibri" w:eastAsia="Calibri" w:hAnsi="Calibri"/>
-          <w:b/>
-          <w:bCs/>
-          <w:color w:val="1F4E79"/>
+        <w:spacing w:before="200" w:after="60"/>
+        <w:rPr>
+          <w:rFonts w:ascii="Calibri" w:eastAsia="Calibri" w:hAnsi="Calibri" w:cs="Calibri"/>
+          <w:b/>
+          <w:bCs/>
+          <w:color w:val="000000" w:themeColor="text1"/>
           <w:sz w:val="26"/>
           <w:szCs w:val="26"/>
         </w:rPr>
-        <w:t xml:space="preserve">Je to zvládnutelné?</w:t>
+      </w:pPr>
+      <w:r>
+        <w:rPr>
+          <w:rFonts w:ascii="Calibri" w:eastAsia="Calibri" w:hAnsi="Calibri" w:cs="Calibri"/>
+          <w:b/>
+          <w:bCs/>
+          <w:color w:val="000000" w:themeColor="text1"/>
+          <w:sz w:val="26"/>
+          <w:szCs w:val="26"/>
+        </w:rPr>
+        <w:t>Je to zvládnutelné?</w:t>
       </w:r>
     </w:p>
     <w:p>
       <w:pPr>
-        <w:spacing w:after="100" w:line="276"/>
-        <w:jc w:val="left"/>
-      </w:pPr>
-      <w:r>
-        <w:rPr>
-          <w:rFonts w:ascii="Calibri" w:cs="Calibri" w:eastAsia="Calibri" w:hAnsi="Calibri"/>
-          <w:b/>
-          <w:bCs/>
+        <w:keepNext/>
+        <w:spacing w:before="200" w:after="60"/>
+        <w:rPr>
+          <w:color w:val="000000" w:themeColor="text1"/>
+        </w:rPr>
+      </w:pPr>
+      <w:r>
+        <w:rPr>
+          <w:rFonts w:ascii="Calibri" w:eastAsia="Calibri" w:hAnsi="Calibri" w:cs="Calibri"/>
+          <w:b/>
+          <w:bCs/>
+          <w:color w:val="000000" w:themeColor="text1"/>
           <w:sz w:val="22"/>
           <w:szCs w:val="22"/>
         </w:rPr>
@@ -131,23 +362,47 @@
       </w:r>
       <w:r>
         <w:rPr>
-          <w:rFonts w:ascii="Calibri" w:cs="Calibri" w:eastAsia="Calibri" w:hAnsi="Calibri"/>
-          <w:sz w:val="22"/>
-          <w:szCs w:val="22"/>
-        </w:rPr>
-        <w:t xml:space="preserve">Základ (svět, plavba, rybaření, obchody, ukládání do slotů, split-screen) vznikl na jaře. V září jsem přidal souboje s piráty a ostrovy, celý příběh se třemi speciálními ostrovy a dvěma konci, češtinu s angličtinou a zrychlil jsem hru, aby neseklo generování světa a ukládání. Hru už lze dohrát od začátku do konce.</w:t>
+          <w:rFonts w:ascii="Calibri" w:eastAsia="Calibri" w:hAnsi="Calibri" w:cs="Calibri"/>
+          <w:color w:val="000000" w:themeColor="text1"/>
+          <w:sz w:val="22"/>
+          <w:szCs w:val="22"/>
+        </w:rPr>
+        <w:t>Základ (svět, plavba, rybaření, obchody, ukládání do slotů, split-</w:t>
+      </w:r>
+      <w:proofErr w:type="spellStart"/>
+      <w:r>
+        <w:rPr>
+          <w:rFonts w:ascii="Calibri" w:eastAsia="Calibri" w:hAnsi="Calibri" w:cs="Calibri"/>
+          <w:color w:val="000000" w:themeColor="text1"/>
+          <w:sz w:val="22"/>
+          <w:szCs w:val="22"/>
+        </w:rPr>
+        <w:t>screen</w:t>
+      </w:r>
+      <w:proofErr w:type="spellEnd"/>
+      <w:r>
+        <w:rPr>
+          <w:rFonts w:ascii="Calibri" w:eastAsia="Calibri" w:hAnsi="Calibri" w:cs="Calibri"/>
+          <w:color w:val="000000" w:themeColor="text1"/>
+          <w:sz w:val="22"/>
+          <w:szCs w:val="22"/>
+        </w:rPr>
+        <w:t>) vznikl na jaře. V září jsem přidal souboje s piráty a ostrovy, celý příběh se třemi speciálními ostrovy a dvěma konci, češtinu s angličtinou a zrychlil jsem hru, aby neseklo generování světa a ukládání. Hru už lze dohrát od začátku do konce.</w:t>
       </w:r>
     </w:p>
     <w:p>
       <w:pPr>
-        <w:spacing w:after="100" w:line="276"/>
-        <w:jc w:val="left"/>
-      </w:pPr>
-      <w:r>
-        <w:rPr>
-          <w:rFonts w:ascii="Calibri" w:cs="Calibri" w:eastAsia="Calibri" w:hAnsi="Calibri"/>
-          <w:b/>
-          <w:bCs/>
+        <w:spacing w:after="100" w:line="276" w:lineRule="auto"/>
+        <w:rPr>
+          <w:color w:val="000000" w:themeColor="text1"/>
+        </w:rPr>
+      </w:pPr>
+      <w:r>
+        <w:rPr>
+          <w:rFonts w:ascii="Calibri" w:eastAsia="Calibri" w:hAnsi="Calibri" w:cs="Calibri"/>
+          <w:b/>
+          <w:bCs/>
+          <w:color w:val="000000" w:themeColor="text1"/>
           <w:sz w:val="22"/>
           <w:szCs w:val="22"/>
         </w:rPr>
@@ -155,99 +410,268 @@
       </w:r>
       <w:r>
         <w:rPr>
-          <w:rFonts w:ascii="Calibri" w:cs="Calibri" w:eastAsia="Calibri" w:hAnsi="Calibri"/>
-          <w:sz w:val="22"/>
-          <w:szCs w:val="22"/>
-        </w:rPr>
-        <w:t xml:space="preserve">Kód už nebudu výrazně rozšiřovat, zbývá hlavně to, co k projektu patří okolo:</w:t>
+          <w:rFonts w:ascii="Calibri" w:eastAsia="Calibri" w:hAnsi="Calibri" w:cs="Calibri"/>
+          <w:color w:val="000000" w:themeColor="text1"/>
+          <w:sz w:val="22"/>
+          <w:szCs w:val="22"/>
+        </w:rPr>
+        <w:t xml:space="preserve">Kód už nebudu výrazně rozšiřovat, zbývá hlavně to, co k projektu </w:t>
+      </w:r>
+      <w:proofErr w:type="gramStart"/>
+      <w:r>
+        <w:rPr>
+          <w:rFonts w:ascii="Calibri" w:eastAsia="Calibri" w:hAnsi="Calibri" w:cs="Calibri"/>
+          <w:color w:val="000000" w:themeColor="text1"/>
+          <w:sz w:val="22"/>
+          <w:szCs w:val="22"/>
+        </w:rPr>
+        <w:t>patří</w:t>
+      </w:r>
+      <w:proofErr w:type="gramEnd"/>
+      <w:r>
+        <w:rPr>
+          <w:rFonts w:ascii="Calibri" w:eastAsia="Calibri" w:hAnsi="Calibri" w:cs="Calibri"/>
+          <w:color w:val="000000" w:themeColor="text1"/>
+          <w:sz w:val="22"/>
+          <w:szCs w:val="22"/>
+        </w:rPr>
+        <w:t xml:space="preserve"> okolo:</w:t>
       </w:r>
     </w:p>
     <w:p>
       <w:pPr>
         <w:spacing w:after="50"/>
-        <w:ind w:left="360"/>
-        <w:jc w:val="left"/>
-      </w:pPr>
-      <w:r>
-        <w:rPr>
-          <w:rFonts w:ascii="Calibri" w:cs="Calibri" w:eastAsia="Calibri" w:hAnsi="Calibri"/>
-          <w:b/>
-          <w:bCs/>
-          <w:sz w:val="22"/>
-          <w:szCs w:val="22"/>
-        </w:rPr>
-        <w:t xml:space="preserve">Říjen – listopad: </w:t>
-      </w:r>
-      <w:r>
-        <w:rPr>
-          <w:rFonts w:ascii="Calibri" w:cs="Calibri" w:eastAsia="Calibri" w:hAnsi="Calibri"/>
-          <w:sz w:val="22"/>
-          <w:szCs w:val="22"/>
-        </w:rPr>
-        <w:t xml:space="preserve">project charter, schéma architektury, přesun repozitáře na školní GitHub, výběr licence, prezentace na 11. 11.</w:t>
+        <w:rPr>
+          <w:rFonts w:ascii="Calibri" w:eastAsia="Calibri" w:hAnsi="Calibri" w:cs="Calibri"/>
+          <w:b/>
+          <w:bCs/>
+          <w:color w:val="000000" w:themeColor="text1"/>
+          <w:sz w:val="22"/>
+          <w:szCs w:val="22"/>
+        </w:rPr>
+      </w:pPr>
+      <w:proofErr w:type="gramStart"/>
+      <w:r>
+        <w:rPr>
+          <w:rFonts w:ascii="Calibri" w:eastAsia="Calibri" w:hAnsi="Calibri" w:cs="Calibri"/>
+          <w:b/>
+          <w:bCs/>
+          <w:color w:val="000000" w:themeColor="text1"/>
+          <w:sz w:val="22"/>
+          <w:szCs w:val="22"/>
+        </w:rPr>
+        <w:t>Říjen – listopad</w:t>
+      </w:r>
+      <w:proofErr w:type="gramEnd"/>
+      <w:r>
+        <w:rPr>
+          <w:rFonts w:ascii="Calibri" w:eastAsia="Calibri" w:hAnsi="Calibri" w:cs="Calibri"/>
+          <w:b/>
+          <w:bCs/>
+          <w:color w:val="000000" w:themeColor="text1"/>
+          <w:sz w:val="22"/>
+          <w:szCs w:val="22"/>
+        </w:rPr>
+        <w:t xml:space="preserve">: </w:t>
+      </w:r>
+      <w:r>
+        <w:rPr>
+          <w:rFonts w:ascii="Calibri" w:eastAsia="Calibri" w:hAnsi="Calibri" w:cs="Calibri"/>
+          <w:color w:val="000000" w:themeColor="text1"/>
+          <w:sz w:val="22"/>
+          <w:szCs w:val="22"/>
+        </w:rPr>
+        <w:t xml:space="preserve">opravit bugy, </w:t>
+      </w:r>
+      <w:proofErr w:type="spellStart"/>
+      <w:r>
+        <w:rPr>
+          <w:rFonts w:ascii="Calibri" w:eastAsia="Calibri" w:hAnsi="Calibri" w:cs="Calibri"/>
+          <w:color w:val="000000" w:themeColor="text1"/>
+          <w:sz w:val="22"/>
+          <w:szCs w:val="22"/>
+        </w:rPr>
+        <w:t>project</w:t>
+      </w:r>
+      <w:proofErr w:type="spellEnd"/>
+      <w:r>
+        <w:rPr>
+          <w:rFonts w:ascii="Calibri" w:eastAsia="Calibri" w:hAnsi="Calibri" w:cs="Calibri"/>
+          <w:color w:val="000000" w:themeColor="text1"/>
+          <w:sz w:val="22"/>
+          <w:szCs w:val="22"/>
+        </w:rPr>
+        <w:t xml:space="preserve"> charter, schéma architektury, přesun </w:t>
+      </w:r>
+      <w:proofErr w:type="spellStart"/>
+      <w:r>
+        <w:rPr>
+          <w:rFonts w:ascii="Calibri" w:eastAsia="Calibri" w:hAnsi="Calibri" w:cs="Calibri"/>
+          <w:color w:val="000000" w:themeColor="text1"/>
+          <w:sz w:val="22"/>
+          <w:szCs w:val="22"/>
+        </w:rPr>
+        <w:t>repozitáře</w:t>
+      </w:r>
+      <w:proofErr w:type="spellEnd"/>
+      <w:r>
+        <w:rPr>
+          <w:rFonts w:ascii="Calibri" w:eastAsia="Calibri" w:hAnsi="Calibri" w:cs="Calibri"/>
+          <w:color w:val="000000" w:themeColor="text1"/>
+          <w:sz w:val="22"/>
+          <w:szCs w:val="22"/>
+        </w:rPr>
+        <w:t xml:space="preserve"> na školní GitHub, výběr licence, prezentace na 11. 11.</w:t>
       </w:r>
     </w:p>
     <w:p>
       <w:pPr>
         <w:spacing w:after="50"/>
-        <w:ind w:left="360"/>
-        <w:jc w:val="left"/>
-      </w:pPr>
-      <w:r>
-        <w:rPr>
-          <w:rFonts w:ascii="Calibri" w:cs="Calibri" w:eastAsia="Calibri" w:hAnsi="Calibri"/>
-          <w:b/>
-          <w:bCs/>
-          <w:sz w:val="22"/>
-          <w:szCs w:val="22"/>
-        </w:rPr>
-        <w:t xml:space="preserve">Prosinec – leden: </w:t>
-      </w:r>
-      <w:r>
-        <w:rPr>
-          <w:rFonts w:ascii="Calibri" w:cs="Calibri" w:eastAsia="Calibri" w:hAnsi="Calibri"/>
-          <w:sz w:val="22"/>
-          <w:szCs w:val="22"/>
-        </w:rPr>
-        <w:t xml:space="preserve">osnova a první kapitoly dokumentace, datový model, use cases a wireframy, evidence použitých assetů.</w:t>
-      </w:r>
+        <w:rPr>
+          <w:color w:val="000000" w:themeColor="text1"/>
+        </w:rPr>
+      </w:pPr>
+      <w:proofErr w:type="gramStart"/>
+      <w:r>
+        <w:rPr>
+          <w:rFonts w:ascii="Calibri" w:eastAsia="Calibri" w:hAnsi="Calibri" w:cs="Calibri"/>
+          <w:b/>
+          <w:bCs/>
+          <w:color w:val="000000" w:themeColor="text1"/>
+          <w:sz w:val="22"/>
+          <w:szCs w:val="22"/>
+        </w:rPr>
+        <w:t>Prosinec – leden</w:t>
+      </w:r>
+      <w:proofErr w:type="gramEnd"/>
+      <w:r>
+        <w:rPr>
+          <w:rFonts w:ascii="Calibri" w:eastAsia="Calibri" w:hAnsi="Calibri" w:cs="Calibri"/>
+          <w:b/>
+          <w:bCs/>
+          <w:color w:val="000000" w:themeColor="text1"/>
+          <w:sz w:val="22"/>
+          <w:szCs w:val="22"/>
+        </w:rPr>
+        <w:t xml:space="preserve">: </w:t>
+      </w:r>
+      <w:r>
+        <w:rPr>
+          <w:rFonts w:ascii="Calibri" w:eastAsia="Calibri" w:hAnsi="Calibri" w:cs="Calibri"/>
+          <w:color w:val="000000" w:themeColor="text1"/>
+          <w:sz w:val="22"/>
+          <w:szCs w:val="22"/>
+        </w:rPr>
+        <w:t xml:space="preserve">osnova a první kapitoly dokumentace, datový model, use </w:t>
+      </w:r>
+      <w:proofErr w:type="spellStart"/>
+      <w:r>
+        <w:rPr>
+          <w:rFonts w:ascii="Calibri" w:eastAsia="Calibri" w:hAnsi="Calibri" w:cs="Calibri"/>
+          <w:color w:val="000000" w:themeColor="text1"/>
+          <w:sz w:val="22"/>
+          <w:szCs w:val="22"/>
+        </w:rPr>
+        <w:t>cases</w:t>
+      </w:r>
+      <w:proofErr w:type="spellEnd"/>
+      <w:r>
+        <w:rPr>
+          <w:rFonts w:ascii="Calibri" w:eastAsia="Calibri" w:hAnsi="Calibri" w:cs="Calibri"/>
+          <w:color w:val="000000" w:themeColor="text1"/>
+          <w:sz w:val="22"/>
+          <w:szCs w:val="22"/>
+        </w:rPr>
+        <w:t xml:space="preserve"> a </w:t>
+      </w:r>
+      <w:proofErr w:type="spellStart"/>
+      <w:r>
+        <w:rPr>
+          <w:rFonts w:ascii="Calibri" w:eastAsia="Calibri" w:hAnsi="Calibri" w:cs="Calibri"/>
+          <w:color w:val="000000" w:themeColor="text1"/>
+          <w:sz w:val="22"/>
+          <w:szCs w:val="22"/>
+        </w:rPr>
+        <w:t>wireframy</w:t>
+      </w:r>
+      <w:proofErr w:type="spellEnd"/>
+      <w:r>
+        <w:rPr>
+          <w:rFonts w:ascii="Calibri" w:eastAsia="Calibri" w:hAnsi="Calibri" w:cs="Calibri"/>
+          <w:color w:val="000000" w:themeColor="text1"/>
+          <w:sz w:val="22"/>
+          <w:szCs w:val="22"/>
+        </w:rPr>
+        <w:t xml:space="preserve">, evidence použitých </w:t>
+      </w:r>
+      <w:proofErr w:type="spellStart"/>
+      <w:r>
+        <w:rPr>
+          <w:rFonts w:ascii="Calibri" w:eastAsia="Calibri" w:hAnsi="Calibri" w:cs="Calibri"/>
+          <w:color w:val="000000" w:themeColor="text1"/>
+          <w:sz w:val="22"/>
+          <w:szCs w:val="22"/>
+        </w:rPr>
+        <w:t>assetů.</w:t>
+      </w:r>
+      <w:proofErr w:type="spellEnd"/>
     </w:p>
     <w:p>
       <w:pPr>
         <w:spacing w:after="50"/>
-        <w:ind w:left="360"/>
-        <w:jc w:val="left"/>
-      </w:pPr>
-      <w:r>
-        <w:rPr>
-          <w:rFonts w:ascii="Calibri" w:cs="Calibri" w:eastAsia="Calibri" w:hAnsi="Calibri"/>
-          <w:b/>
-          <w:bCs/>
-          <w:sz w:val="22"/>
-          <w:szCs w:val="22"/>
-        </w:rPr>
-        <w:t xml:space="preserve">Únor – březen: </w:t>
-      </w:r>
-      <w:r>
-        <w:rPr>
-          <w:rFonts w:ascii="Calibri" w:cs="Calibri" w:eastAsia="Calibri" w:hAnsi="Calibri"/>
-          <w:sz w:val="22"/>
-          <w:szCs w:val="22"/>
-        </w:rPr>
-        <w:t xml:space="preserve">oprava chyb, úklid a okomentování kódu, testování, první testovací build a draft celé dokumentace.</w:t>
+        <w:rPr>
+          <w:color w:val="000000" w:themeColor="text1"/>
+        </w:rPr>
+      </w:pPr>
+      <w:proofErr w:type="spellStart"/>
+      <w:proofErr w:type="gramStart"/>
+      <w:r>
+        <w:rPr>
+          <w:rFonts w:ascii="Calibri" w:eastAsia="Calibri" w:hAnsi="Calibri" w:cs="Calibri"/>
+          <w:b/>
+          <w:bCs/>
+          <w:color w:val="000000" w:themeColor="text1"/>
+          <w:sz w:val="22"/>
+          <w:szCs w:val="22"/>
+        </w:rPr>
+        <w:t>Únor</w:t>
+      </w:r>
+      <w:proofErr w:type="spellEnd"/>
+      <w:proofErr w:type="gramEnd"/>
+      <w:r>
+        <w:rPr>
+          <w:rFonts w:ascii="Calibri" w:eastAsia="Calibri" w:hAnsi="Calibri" w:cs="Calibri"/>
+          <w:b/>
+          <w:bCs/>
+          <w:color w:val="000000" w:themeColor="text1"/>
+          <w:sz w:val="22"/>
+          <w:szCs w:val="22"/>
+        </w:rPr>
+        <w:t xml:space="preserve"> – březen: </w:t>
+      </w:r>
+      <w:r>
+        <w:rPr>
+          <w:rFonts w:ascii="Calibri" w:eastAsia="Calibri" w:hAnsi="Calibri" w:cs="Calibri"/>
+          <w:color w:val="000000" w:themeColor="text1"/>
+          <w:sz w:val="22"/>
+          <w:szCs w:val="22"/>
+        </w:rPr>
+        <w:t>oprava chyb, úklid a okomentování kódu, testování, první testovací build a draft celé dokumentace.</w:t>
       </w:r>
     </w:p>
     <w:p>
       <w:pPr>
-        <w:spacing w:after="100" w:line="276"/>
-        <w:ind w:left="360"/>
-        <w:jc w:val="left"/>
-      </w:pPr>
-      <w:r>
-        <w:rPr>
-          <w:rFonts w:ascii="Calibri" w:cs="Calibri" w:eastAsia="Calibri" w:hAnsi="Calibri"/>
-          <w:b/>
-          <w:bCs/>
+        <w:spacing w:after="100" w:line="276" w:lineRule="auto"/>
+        <w:rPr>
+          <w:color w:val="000000" w:themeColor="text1"/>
+        </w:rPr>
+      </w:pPr>
+      <w:r>
+        <w:rPr>
+          <w:rFonts w:ascii="Calibri" w:eastAsia="Calibri" w:hAnsi="Calibri" w:cs="Calibri"/>
+          <w:b/>
+          <w:bCs/>
+          <w:color w:val="000000" w:themeColor="text1"/>
           <w:sz w:val="22"/>
           <w:szCs w:val="22"/>
         </w:rPr>
@@ -255,23 +679,47 @@
       </w:r>
       <w:r>
         <w:rPr>
-          <w:rFonts w:ascii="Calibri" w:cs="Calibri" w:eastAsia="Calibri" w:hAnsi="Calibri"/>
-          <w:sz w:val="22"/>
-          <w:szCs w:val="22"/>
-        </w:rPr>
-        <w:t xml:space="preserve">finální release, uživatelská příručka, závěrečná dokumentace a nácvik obhajoby.</w:t>
+          <w:rFonts w:ascii="Calibri" w:eastAsia="Calibri" w:hAnsi="Calibri" w:cs="Calibri"/>
+          <w:color w:val="000000" w:themeColor="text1"/>
+          <w:sz w:val="22"/>
+          <w:szCs w:val="22"/>
+        </w:rPr>
+        <w:t xml:space="preserve">finální </w:t>
+      </w:r>
+      <w:proofErr w:type="spellStart"/>
+      <w:r>
+        <w:rPr>
+          <w:rFonts w:ascii="Calibri" w:eastAsia="Calibri" w:hAnsi="Calibri" w:cs="Calibri"/>
+          <w:color w:val="000000" w:themeColor="text1"/>
+          <w:sz w:val="22"/>
+          <w:szCs w:val="22"/>
+        </w:rPr>
+        <w:t>release</w:t>
+      </w:r>
+      <w:proofErr w:type="spellEnd"/>
+      <w:r>
+        <w:rPr>
+          <w:rFonts w:ascii="Calibri" w:eastAsia="Calibri" w:hAnsi="Calibri" w:cs="Calibri"/>
+          <w:color w:val="000000" w:themeColor="text1"/>
+          <w:sz w:val="22"/>
+          <w:szCs w:val="22"/>
+        </w:rPr>
+        <w:t>, uživatelská příručka, závěrečná dokumentace a nácvik obhajoby.</w:t>
       </w:r>
     </w:p>
     <w:p>
       <w:pPr>
-        <w:spacing w:after="100" w:line="276"/>
-        <w:jc w:val="left"/>
-      </w:pPr>
-      <w:r>
-        <w:rPr>
-          <w:rFonts w:ascii="Calibri" w:cs="Calibri" w:eastAsia="Calibri" w:hAnsi="Calibri"/>
-          <w:b/>
-          <w:bCs/>
+        <w:spacing w:after="100" w:line="276" w:lineRule="auto"/>
+        <w:rPr>
+          <w:color w:val="000000" w:themeColor="text1"/>
+        </w:rPr>
+      </w:pPr>
+      <w:r>
+        <w:rPr>
+          <w:rFonts w:ascii="Calibri" w:eastAsia="Calibri" w:hAnsi="Calibri" w:cs="Calibri"/>
+          <w:b/>
+          <w:bCs/>
+          <w:color w:val="000000" w:themeColor="text1"/>
           <w:sz w:val="22"/>
           <w:szCs w:val="22"/>
         </w:rPr>
@@ -279,102 +727,71 @@
       </w:r>
       <w:r>
         <w:rPr>
-          <w:rFonts w:ascii="Calibri" w:cs="Calibri" w:eastAsia="Calibri" w:hAnsi="Calibri"/>
-          <w:sz w:val="22"/>
-          <w:szCs w:val="22"/>
-        </w:rPr>
-        <w:t xml:space="preserve">Největší je čas: dokumentace zabere víc, než čekám, a tak nechci přidávat nové funkce. Menší riziko je výkon na slabších počítačích, na kterém jsem už pracoval. Modely a postavy jsou od autorů Kenney a Quaternius pod licencí CC0, takže s autorskými právy problém nevidím. Pracuji v Unity a C#, které znám, a hra nepotřebuje žádný server ani cizí službu.</w:t>
+          <w:rFonts w:ascii="Calibri" w:eastAsia="Calibri" w:hAnsi="Calibri" w:cs="Calibri"/>
+          <w:color w:val="000000" w:themeColor="text1"/>
+          <w:sz w:val="22"/>
+          <w:szCs w:val="22"/>
+        </w:rPr>
+        <w:t xml:space="preserve">Největší je čas: dokumentace zabere víc, než čekám, a tak nechci přidávat nové funkce. Menší riziko je výkon na slabších počítačích, na kterém jsem už pracoval. Modely a postavy jsou od autorů </w:t>
+      </w:r>
+      <w:proofErr w:type="spellStart"/>
+      <w:r>
+        <w:rPr>
+          <w:rFonts w:ascii="Calibri" w:eastAsia="Calibri" w:hAnsi="Calibri" w:cs="Calibri"/>
+          <w:color w:val="000000" w:themeColor="text1"/>
+          <w:sz w:val="22"/>
+          <w:szCs w:val="22"/>
+        </w:rPr>
+        <w:t>Kenney</w:t>
+      </w:r>
+      <w:proofErr w:type="spellEnd"/>
+      <w:r>
+        <w:rPr>
+          <w:rFonts w:ascii="Calibri" w:eastAsia="Calibri" w:hAnsi="Calibri" w:cs="Calibri"/>
+          <w:color w:val="000000" w:themeColor="text1"/>
+          <w:sz w:val="22"/>
+          <w:szCs w:val="22"/>
+        </w:rPr>
+        <w:t xml:space="preserve"> a </w:t>
+      </w:r>
+      <w:proofErr w:type="spellStart"/>
+      <w:r>
+        <w:rPr>
+          <w:rFonts w:ascii="Calibri" w:eastAsia="Calibri" w:hAnsi="Calibri" w:cs="Calibri"/>
+          <w:color w:val="000000" w:themeColor="text1"/>
+          <w:sz w:val="22"/>
+          <w:szCs w:val="22"/>
+        </w:rPr>
+        <w:t>Quaternius</w:t>
+      </w:r>
+      <w:proofErr w:type="spellEnd"/>
+      <w:r>
+        <w:rPr>
+          <w:rFonts w:ascii="Calibri" w:eastAsia="Calibri" w:hAnsi="Calibri" w:cs="Calibri"/>
+          <w:color w:val="000000" w:themeColor="text1"/>
+          <w:sz w:val="22"/>
+          <w:szCs w:val="22"/>
+        </w:rPr>
+        <w:t xml:space="preserve"> pod licencí CC0, takže s autorskými právy problém nevidím. Pracuji v Unity a C#, které znám, a hra nepotřebuje žádný server ani cizí službu.</w:t>
       </w:r>
     </w:p>
     <w:sectPr>
-      <w:pgSz w:w="11906" w:h="16838" w:orient="portrait"/>
+      <w:pgSz w:w="11906" w:h="16838"/>
       <w:pgMar w:top="1000" w:right="1200" w:bottom="900" w:left="1200" w:header="708" w:footer="708" w:gutter="0"/>
-      <w:pgNumType/>
+      <w:cols w:space="708"/>
       <w:docGrid w:linePitch="360"/>
     </w:sectPr>
   </w:body>
 </w:document>
 </file>
 
-<file path=word/endnotes.xml><?xml version="1.0" encoding="utf-8"?>
-<w:endnotes xmlns:wpc="http://schemas.microsoft.com/office/word/2010/wordprocessingCanvas" xmlns:mc="http://schemas.openxmlformats.org/markup-compatibility/2006" xmlns:o="urn:schemas-microsoft-com:office:office" xmlns:r="http://schemas.openxmlformats.org/officeDocument/2006/relationships" xmlns:m="http://schemas.openxmlformats.org/officeDocument/2006/math" xmlns:v="urn:schemas-microsoft-com:vml" xmlns:wp14="http://schemas.microsoft.com/office/word/2010/wordprocessingDrawing" xmlns:wp="http://schemas.openxmlformats.org/drawingml/2006/wordprocessingDrawing" xmlns:w10="urn:schemas-microsoft-com:office:word" xmlns:w="http://schemas.openxmlformats.org/wordprocessingml/2006/main" xmlns:w14="http://schemas.microsoft.com/office/word/2010/wordml" xmlns:w15="http://schemas.microsoft.com/office/word/2012/wordml" xmlns:wpg="http://schemas.microsoft.com/office/word/2010/wordprocessingGroup" xmlns:wpi="http://schemas.microsoft.com/office/word/2010/wordprocessingInk" xmlns:wne="http://schemas.microsoft.com/office/word/2006/wordml" xmlns:wps="http://schemas.microsoft.com/office/word/2010/wordprocessingShape" mc:Ignorable="w14 w15 wp14">
-  <w:endnote w:type="separator" w:id="-1">
-    <w:p>
-      <w:pPr>
-        <w:spacing w:after="0" w:line="240" w:lineRule="auto"/>
-      </w:pPr>
-      <w:r>
-        <w:rPr>
-          <w:rStyle w:val="EndnoteReference"/>
-        </w:rPr>
-        <w:endnoteRef/>
-      </w:r>
-      <w:r>
-        <w:separator/>
-      </w:r>
-    </w:p>
-  </w:endnote>
-  <w:endnote w:type="continuationSeparator" w:id="0">
-    <w:p>
-      <w:pPr>
-        <w:spacing w:after="0" w:line="240" w:lineRule="auto"/>
-      </w:pPr>
-      <w:r>
-        <w:rPr>
-          <w:rStyle w:val="EndnoteReference"/>
-        </w:rPr>
-        <w:endnoteRef/>
-      </w:r>
-      <w:r>
-        <w:continuationSeparator/>
-      </w:r>
-    </w:p>
-  </w:endnote>
-</w:endnotes>
-</file>
-
-<file path=word/footnotes.xml><?xml version="1.0" encoding="utf-8"?>
-<w:footnotes xmlns:wpc="http://schemas.microsoft.com/office/word/2010/wordprocessingCanvas" xmlns:mc="http://schemas.openxmlformats.org/markup-compatibility/2006" xmlns:o="urn:schemas-microsoft-com:office:office" xmlns:r="http://schemas.openxmlformats.org/officeDocument/2006/relationships" xmlns:m="http://schemas.openxmlformats.org/officeDocument/2006/math" xmlns:v="urn:schemas-microsoft-com:vml" xmlns:wp14="http://schemas.microsoft.com/office/word/2010/wordprocessingDrawing" xmlns:wp="http://schemas.openxmlformats.org/drawingml/2006/wordprocessingDrawing" xmlns:w10="urn:schemas-microsoft-com:office:word" xmlns:w="http://schemas.openxmlformats.org/wordprocessingml/2006/main" xmlns:w14="http://schemas.microsoft.com/office/word/2010/wordml" xmlns:w15="http://schemas.microsoft.com/office/word/2012/wordml" xmlns:wpg="http://schemas.microsoft.com/office/word/2010/wordprocessingGroup" xmlns:wpi="http://schemas.microsoft.com/office/word/2010/wordprocessingInk" xmlns:wne="http://schemas.microsoft.com/office/word/2006/wordml" xmlns:wps="http://schemas.microsoft.com/office/word/2010/wordprocessingShape" mc:Ignorable="w14 w15 wp14">
-  <w:footnote w:type="separator" w:id="-1">
-    <w:p>
-      <w:pPr>
-        <w:spacing w:after="0" w:line="240" w:lineRule="auto"/>
-      </w:pPr>
-      <w:r>
-        <w:rPr>
-          <w:rStyle w:val="FootnoteReference"/>
-        </w:rPr>
-        <w:footnoteRef/>
-      </w:r>
-      <w:r>
-        <w:separator/>
-      </w:r>
-    </w:p>
-  </w:footnote>
-  <w:footnote w:type="continuationSeparator" w:id="0">
-    <w:p>
-      <w:pPr>
-        <w:spacing w:after="0" w:line="240" w:lineRule="auto"/>
-      </w:pPr>
-      <w:r>
-        <w:rPr>
-          <w:rStyle w:val="FootnoteReference"/>
-        </w:rPr>
-        <w:footnoteRef/>
-      </w:r>
-      <w:r>
-        <w:continuationSeparator/>
-      </w:r>
-    </w:p>
-  </w:footnote>
-</w:footnotes>
-</file>
-
 <file path=word/numbering.xml><?xml version="1.0" encoding="utf-8"?>
-<w:numbering xmlns:wpc="http://schemas.microsoft.com/office/word/2010/wordprocessingCanvas" xmlns:mc="http://schemas.openxmlformats.org/markup-compatibility/2006" xmlns:o="urn:schemas-microsoft-com:office:office" xmlns:r="http://schemas.openxmlformats.org/officeDocument/2006/relationships" xmlns:m="http://schemas.openxmlformats.org/officeDocument/2006/math" xmlns:v="urn:schemas-microsoft-com:vml" xmlns:wp14="http://schemas.microsoft.com/office/word/2010/wordprocessingDrawing" xmlns:wp="http://schemas.openxmlformats.org/drawingml/2006/wordprocessingDrawing" xmlns:w10="urn:schemas-microsoft-com:office:word" xmlns:w="http://schemas.openxmlformats.org/wordprocessingml/2006/main" xmlns:w14="http://schemas.microsoft.com/office/word/2010/wordml" xmlns:w15="http://schemas.microsoft.com/office/word/2012/wordml" xmlns:wpg="http://schemas.microsoft.com/office/word/2010/wordprocessingGroup" xmlns:wpi="http://schemas.microsoft.com/office/word/2010/wordprocessingInk" xmlns:wne="http://schemas.microsoft.com/office/word/2006/wordml" xmlns:wps="http://schemas.microsoft.com/office/word/2010/wordprocessingShape" mc:Ignorable="w14 w15 wp14">
-  <w:abstractNum w:abstractNumId="1" w15:restartNumberingAfterBreak="0">
+<w:numbering xmlns:wpc="http://schemas.microsoft.com/office/word/2010/wordprocessingCanvas" xmlns:cx="http://schemas.microsoft.com/office/drawing/2014/chartex" xmlns:cx1="http://schemas.microsoft.com/office/drawing/2015/9/8/chartex" xmlns:cx2="http://schemas.microsoft.com/office/drawing/2015/10/21/chartex" xmlns:cx3="http://schemas.microsoft.com/office/drawing/2016/5/9/chartex" xmlns:cx4="http://schemas.microsoft.com/office/drawing/2016/5/10/chartex" xmlns:cx5="http://schemas.microsoft.com/office/drawing/2016/5/11/chartex" xmlns:cx6="http://schemas.microsoft.com/office/drawing/2016/5/12/chartex" xmlns:cx7="http://schemas.microsoft.com/office/drawing/2016/5/13/chartex" xmlns:cx8="http://schemas.microsoft.com/office/drawing/2016/5/14/chartex" xmlns:mc="http://schemas.openxmlformats.org/markup-compatibility/2006" xmlns:aink="http://schemas.microsoft.com/office/drawing/2016/ink" xmlns:am3d="http://schemas.microsoft.com/office/drawing/2017/model3d" xmlns:o="urn:schemas-microsoft-com:office:office" xmlns:oel="http://schemas.microsoft.com/office/2019/extlst" xmlns:r="http://schemas.openxmlformats.org/officeDocument/2006/relationships" xmlns:m="http://schemas.openxmlformats.org/officeDocument/2006/math" xmlns:v="urn:schemas-microsoft-com:vml" xmlns:wp14="http://schemas.microsoft.com/office/word/2010/wordprocessingDrawing" xmlns:wp="http://schemas.openxmlformats.org/drawingml/2006/wordprocessingDrawing" xmlns:w10="urn:schemas-microsoft-com:office:word" xmlns:w="http://schemas.openxmlformats.org/wordprocessingml/2006/main" xmlns:w14="http://schemas.microsoft.com/office/word/2010/wordml" xmlns:w15="http://schemas.microsoft.com/office/word/2012/wordml" xmlns:w16cex="http://schemas.microsoft.com/office/word/2018/wordml/cex" xmlns:w16cid="http://schemas.microsoft.com/office/word/2016/wordml/cid" xmlns:w16="http://schemas.microsoft.com/office/word/2018/wordml" xmlns:w16du="http://schemas.microsoft.com/office/word/2023/wordml/word16du" xmlns:w16sdtdh="http://schemas.microsoft.com/office/word/2020/wordml/sdtdatahash" xmlns:w16se="http://schemas.microsoft.com/office/word/2015/wordml/symex" xmlns:wpg="http://schemas.microsoft.com/office/word/2010/wordprocessingGroup" xmlns:wpi="http://schemas.microsoft.com/office/word/2010/wordprocessingInk" xmlns:wne="http://schemas.microsoft.com/office/word/2006/wordml" xmlns:wps="http://schemas.microsoft.com/office/word/2010/wordprocessingShape" mc:Ignorable="w14 w15 w16se w16cid w16 w16cex w16sdtdh w16du wp14">
+  <w:abstractNum w:abstractNumId="0" w15:restartNumberingAfterBreak="0">
+    <w:nsid w:val="63D0705F"/>
     <w:multiLevelType w:val="hybridMultilevel"/>
-    <w:lvl w:ilvl="0" w:tentative="1">
+    <w:tmpl w:val="7B4456C8"/>
+    <w:lvl w:ilvl="0" w:tplc="AA0C1B3A" w:tentative="1">
       <w:start w:val="1"/>
       <w:numFmt w:val="bullet"/>
       <w:lvlText w:val="●"/>
@@ -383,7 +800,7 @@
         <w:ind w:left="720" w:hanging="360"/>
       </w:pPr>
     </w:lvl>
-    <w:lvl w:ilvl="1" w:tentative="1">
+    <w:lvl w:ilvl="1" w:tplc="F796B754" w:tentative="1">
       <w:start w:val="1"/>
       <w:numFmt w:val="bullet"/>
       <w:lvlText w:val="○"/>
@@ -392,7 +809,7 @@
         <w:ind w:left="1440" w:hanging="360"/>
       </w:pPr>
     </w:lvl>
-    <w:lvl w:ilvl="2" w:tentative="1">
+    <w:lvl w:ilvl="2" w:tplc="BCA0FD48" w:tentative="1">
       <w:start w:val="1"/>
       <w:numFmt w:val="bullet"/>
       <w:lvlText w:val="■"/>
@@ -401,7 +818,7 @@
         <w:ind w:left="2160" w:hanging="360"/>
       </w:pPr>
     </w:lvl>
-    <w:lvl w:ilvl="3" w:tentative="1">
+    <w:lvl w:ilvl="3" w:tplc="5AA02CB6" w:tentative="1">
       <w:start w:val="1"/>
       <w:numFmt w:val="bullet"/>
       <w:lvlText w:val="●"/>
@@ -410,7 +827,7 @@
         <w:ind w:left="2880" w:hanging="360"/>
       </w:pPr>
     </w:lvl>
-    <w:lvl w:ilvl="4" w:tentative="1">
+    <w:lvl w:ilvl="4" w:tplc="B340190E" w:tentative="1">
       <w:start w:val="1"/>
       <w:numFmt w:val="bullet"/>
       <w:lvlText w:val="○"/>
@@ -419,7 +836,7 @@
         <w:ind w:left="3600" w:hanging="360"/>
       </w:pPr>
     </w:lvl>
-    <w:lvl w:ilvl="5" w:tentative="1">
+    <w:lvl w:ilvl="5" w:tplc="7CDEB8FA" w:tentative="1">
       <w:start w:val="1"/>
       <w:numFmt w:val="bullet"/>
       <w:lvlText w:val="■"/>
@@ -428,7 +845,7 @@
         <w:ind w:left="4320" w:hanging="360"/>
       </w:pPr>
     </w:lvl>
-    <w:lvl w:ilvl="6" w:tentative="1">
+    <w:lvl w:ilvl="6" w:tplc="0678AE4E" w:tentative="1">
       <w:start w:val="1"/>
       <w:numFmt w:val="bullet"/>
       <w:lvlText w:val="●"/>
@@ -437,7 +854,7 @@
         <w:ind w:left="5040" w:hanging="360"/>
       </w:pPr>
     </w:lvl>
-    <w:lvl w:ilvl="7" w:tentative="1">
+    <w:lvl w:ilvl="7" w:tplc="572228F0" w:tentative="1">
       <w:start w:val="1"/>
       <w:numFmt w:val="bullet"/>
       <w:lvlText w:val="●"/>
@@ -446,7 +863,7 @@
         <w:ind w:left="5760" w:hanging="360"/>
       </w:pPr>
     </w:lvl>
-    <w:lvl w:ilvl="8" w:tentative="1">
+    <w:lvl w:ilvl="8" w:tplc="01C2BEDE" w:tentative="1">
       <w:start w:val="1"/>
       <w:numFmt w:val="bullet"/>
       <w:lvlText w:val="●"/>
@@ -456,8 +873,8 @@
       </w:pPr>
     </w:lvl>
   </w:abstractNum>
-  <w:num w:numId="1">
-    <w:abstractNumId w:val="1"/>
+  <w:num w:numId="1" w16cid:durableId="527373988">
+    <w:abstractNumId w:val="0"/>
     <w:lvlOverride w:ilvl="0">
       <w:startOverride w:val="1"/>
     </w:lvlOverride>
@@ -466,89 +883,534 @@
 </file>
 
 <file path=word/styles.xml><?xml version="1.0" encoding="utf-8"?>
-<w:styles xmlns:mc="http://schemas.openxmlformats.org/markup-compatibility/2006" xmlns:r="http://schemas.openxmlformats.org/officeDocument/2006/relationships" xmlns:w="http://schemas.openxmlformats.org/wordprocessingml/2006/main" xmlns:w14="http://schemas.microsoft.com/office/word/2010/wordml" xmlns:w15="http://schemas.microsoft.com/office/word/2012/wordml" mc:Ignorable="w14 w15">
+<w:styles xmlns:mc="http://schemas.openxmlformats.org/markup-compatibility/2006" xmlns:r="http://schemas.openxmlformats.org/officeDocument/2006/relationships" xmlns:w="http://schemas.openxmlformats.org/wordprocessingml/2006/main" xmlns:w14="http://schemas.microsoft.com/office/word/2010/wordml" xmlns:w15="http://schemas.microsoft.com/office/word/2012/wordml" xmlns:w16cex="http://schemas.microsoft.com/office/word/2018/wordml/cex" xmlns:w16cid="http://schemas.microsoft.com/office/word/2016/wordml/cid" xmlns:w16="http://schemas.microsoft.com/office/word/2018/wordml" xmlns:w16du="http://schemas.microsoft.com/office/word/2023/wordml/word16du" xmlns:w16sdtdh="http://schemas.microsoft.com/office/word/2020/wordml/sdtdatahash" xmlns:w16se="http://schemas.microsoft.com/office/word/2015/wordml/symex" mc:Ignorable="w14 w15 w16se w16cid w16 w16cex w16sdtdh w16du">
   <w:docDefaults>
-    <w:rPrDefault/>
+    <w:rPrDefault>
+      <w:rPr>
+        <w:rFonts w:ascii="Times New Roman" w:eastAsia="Times New Roman" w:hAnsi="Times New Roman" w:cs="Times New Roman"/>
+        <w:lang w:val="cs-CZ" w:eastAsia="cs-CZ" w:bidi="ar-SA"/>
+      </w:rPr>
+    </w:rPrDefault>
     <w:pPrDefault/>
   </w:docDefaults>
-  <w:style w:type="paragraph" w:styleId="Normal" w:default="1">
+  <w:latentStyles w:defLockedState="0" w:defUIPriority="99" w:defSemiHidden="0" w:defUnhideWhenUsed="0" w:defQFormat="0" w:count="376">
+    <w:lsdException w:name="Normal" w:uiPriority="0" w:qFormat="1"/>
+    <w:lsdException w:name="heading 1" w:uiPriority="9" w:qFormat="1"/>
+    <w:lsdException w:name="heading 2" w:semiHidden="1" w:uiPriority="9" w:unhideWhenUsed="1" w:qFormat="1"/>
+    <w:lsdException w:name="heading 3" w:semiHidden="1" w:uiPriority="9" w:unhideWhenUsed="1" w:qFormat="1"/>
+    <w:lsdException w:name="heading 4" w:semiHidden="1" w:uiPriority="9" w:unhideWhenUsed="1" w:qFormat="1"/>
+    <w:lsdException w:name="heading 5" w:semiHidden="1" w:uiPriority="9" w:unhideWhenUsed="1" w:qFormat="1"/>
+    <w:lsdException w:name="heading 6" w:semiHidden="1" w:uiPriority="9" w:unhideWhenUsed="1" w:qFormat="1"/>
+    <w:lsdException w:name="heading 7" w:semiHidden="1" w:uiPriority="9" w:unhideWhenUsed="1" w:qFormat="1"/>
+    <w:lsdException w:name="heading 8" w:semiHidden="1" w:uiPriority="9" w:unhideWhenUsed="1" w:qFormat="1"/>
+    <w:lsdException w:name="heading 9" w:semiHidden="1" w:uiPriority="9" w:unhideWhenUsed="1" w:qFormat="1"/>
+    <w:lsdException w:name="index 1" w:semiHidden="1" w:unhideWhenUsed="1"/>
+    <w:lsdException w:name="index 2" w:semiHidden="1" w:unhideWhenUsed="1"/>
+    <w:lsdException w:name="index 3" w:semiHidden="1" w:unhideWhenUsed="1"/>
+    <w:lsdException w:name="index 4" w:semiHidden="1" w:unhideWhenUsed="1"/>
+    <w:lsdException w:name="index 5" w:semiHidden="1" w:unhideWhenUsed="1"/>
+    <w:lsdException w:name="index 6" w:semiHidden="1" w:unhideWhenUsed="1"/>
+    <w:lsdException w:name="index 7" w:semiHidden="1" w:unhideWhenUsed="1"/>
+    <w:lsdException w:name="index 8" w:semiHidden="1" w:unhideWhenUsed="1"/>
+    <w:lsdException w:name="index 9" w:semiHidden="1" w:unhideWhenUsed="1"/>
+    <w:lsdException w:name="toc 1" w:semiHidden="1" w:uiPriority="39" w:unhideWhenUsed="1"/>
+    <w:lsdException w:name="toc 2" w:semiHidden="1" w:uiPriority="39" w:unhideWhenUsed="1"/>
+    <w:lsdException w:name="toc 3" w:semiHidden="1" w:uiPriority="39" w:unhideWhenUsed="1"/>
+    <w:lsdException w:name="toc 4" w:semiHidden="1" w:uiPriority="39" w:unhideWhenUsed="1"/>
+    <w:lsdException w:name="toc 5" w:semiHidden="1" w:uiPriority="39" w:unhideWhenUsed="1"/>
+    <w:lsdException w:name="toc 6" w:semiHidden="1" w:uiPriority="39" w:unhideWhenUsed="1"/>
+    <w:lsdException w:name="toc 7" w:semiHidden="1" w:uiPriority="39" w:unhideWhenUsed="1"/>
+    <w:lsdException w:name="toc 8" w:semiHidden="1" w:uiPriority="39" w:unhideWhenUsed="1"/>
+    <w:lsdException w:name="toc 9" w:semiHidden="1" w:uiPriority="39" w:unhideWhenUsed="1"/>
+    <w:lsdException w:name="Normal Indent" w:semiHidden="1" w:unhideWhenUsed="1"/>
+    <w:lsdException w:name="footnote text" w:semiHidden="1" w:unhideWhenUsed="1"/>
+    <w:lsdException w:name="annotation text" w:semiHidden="1" w:unhideWhenUsed="1"/>
+    <w:lsdException w:name="header" w:semiHidden="1" w:unhideWhenUsed="1"/>
+    <w:lsdException w:name="footer" w:semiHidden="1" w:unhideWhenUsed="1"/>
+    <w:lsdException w:name="index heading" w:semiHidden="1" w:unhideWhenUsed="1"/>
+    <w:lsdException w:name="caption" w:semiHidden="1" w:uiPriority="35" w:unhideWhenUsed="1" w:qFormat="1"/>
+    <w:lsdException w:name="table of figures" w:semiHidden="1" w:unhideWhenUsed="1"/>
+    <w:lsdException w:name="envelope address" w:semiHidden="1" w:unhideWhenUsed="1"/>
+    <w:lsdException w:name="envelope return" w:semiHidden="1" w:unhideWhenUsed="1"/>
+    <w:lsdException w:name="footnote reference" w:semiHidden="1" w:unhideWhenUsed="1"/>
+    <w:lsdException w:name="annotation reference" w:semiHidden="1" w:unhideWhenUsed="1"/>
+    <w:lsdException w:name="line number" w:semiHidden="1" w:unhideWhenUsed="1"/>
+    <w:lsdException w:name="page number" w:semiHidden="1" w:unhideWhenUsed="1"/>
+    <w:lsdException w:name="endnote reference" w:semiHidden="1" w:unhideWhenUsed="1"/>
+    <w:lsdException w:name="endnote text" w:semiHidden="1" w:unhideWhenUsed="1"/>
+    <w:lsdException w:name="table of authorities" w:semiHidden="1" w:unhideWhenUsed="1"/>
+    <w:lsdException w:name="macro" w:semiHidden="1" w:unhideWhenUsed="1"/>
+    <w:lsdException w:name="toa heading" w:semiHidden="1" w:unhideWhenUsed="1"/>
+    <w:lsdException w:name="List" w:semiHidden="1" w:unhideWhenUsed="1"/>
+    <w:lsdException w:name="List Bullet" w:semiHidden="1" w:unhideWhenUsed="1"/>
+    <w:lsdException w:name="List Number" w:semiHidden="1" w:unhideWhenUsed="1"/>
+    <w:lsdException w:name="List 2" w:semiHidden="1" w:unhideWhenUsed="1"/>
+    <w:lsdException w:name="List 3" w:semiHidden="1" w:unhideWhenUsed="1"/>
+    <w:lsdException w:name="List 4" w:semiHidden="1" w:unhideWhenUsed="1"/>
+    <w:lsdException w:name="List 5" w:semiHidden="1" w:unhideWhenUsed="1"/>
+    <w:lsdException w:name="List Bullet 2" w:semiHidden="1" w:unhideWhenUsed="1"/>
+    <w:lsdException w:name="List Bullet 3" w:semiHidden="1" w:unhideWhenUsed="1"/>
+    <w:lsdException w:name="List Bullet 4" w:semiHidden="1" w:unhideWhenUsed="1"/>
+    <w:lsdException w:name="List Bullet 5" w:semiHidden="1" w:unhideWhenUsed="1"/>
+    <w:lsdException w:name="List Number 2" w:semiHidden="1" w:unhideWhenUsed="1"/>
+    <w:lsdException w:name="List Number 3" w:semiHidden="1" w:unhideWhenUsed="1"/>
+    <w:lsdException w:name="List Number 4" w:semiHidden="1" w:unhideWhenUsed="1"/>
+    <w:lsdException w:name="List Number 5" w:semiHidden="1" w:unhideWhenUsed="1"/>
+    <w:lsdException w:name="Title" w:uiPriority="10" w:qFormat="1"/>
+    <w:lsdException w:name="Closing" w:semiHidden="1" w:unhideWhenUsed="1"/>
+    <w:lsdException w:name="Signature" w:semiHidden="1" w:unhideWhenUsed="1"/>
+    <w:lsdException w:name="Default Paragraph Font" w:semiHidden="1" w:uiPriority="1" w:unhideWhenUsed="1"/>
+    <w:lsdException w:name="Body Text" w:semiHidden="1" w:unhideWhenUsed="1"/>
+    <w:lsdException w:name="Body Text Indent" w:semiHidden="1" w:unhideWhenUsed="1"/>
+    <w:lsdException w:name="List Continue" w:semiHidden="1" w:unhideWhenUsed="1"/>
+    <w:lsdException w:name="List Continue 2" w:semiHidden="1" w:unhideWhenUsed="1"/>
+    <w:lsdException w:name="List Continue 3" w:semiHidden="1" w:unhideWhenUsed="1"/>
+    <w:lsdException w:name="List Continue 4" w:semiHidden="1" w:unhideWhenUsed="1"/>
+    <w:lsdException w:name="List Continue 5" w:semiHidden="1" w:unhideWhenUsed="1"/>
+    <w:lsdException w:name="Message Header" w:semiHidden="1" w:unhideWhenUsed="1"/>
+    <w:lsdException w:name="Subtitle" w:uiPriority="11" w:qFormat="1"/>
+    <w:lsdException w:name="Salutation" w:semiHidden="1" w:unhideWhenUsed="1"/>
+    <w:lsdException w:name="Date" w:semiHidden="1" w:unhideWhenUsed="1"/>
+    <w:lsdException w:name="Body Text First Indent" w:semiHidden="1" w:unhideWhenUsed="1"/>
+    <w:lsdException w:name="Body Text First Indent 2" w:semiHidden="1" w:unhideWhenUsed="1"/>
+    <w:lsdException w:name="Note Heading" w:semiHidden="1" w:unhideWhenUsed="1"/>
+    <w:lsdException w:name="Body Text 2" w:semiHidden="1" w:unhideWhenUsed="1"/>
+    <w:lsdException w:name="Body Text 3" w:semiHidden="1" w:unhideWhenUsed="1"/>
+    <w:lsdException w:name="Body Text Indent 2" w:semiHidden="1" w:unhideWhenUsed="1"/>
+    <w:lsdException w:name="Body Text Indent 3" w:semiHidden="1" w:unhideWhenUsed="1"/>
+    <w:lsdException w:name="Block Text" w:semiHidden="1" w:unhideWhenUsed="1"/>
+    <w:lsdException w:name="Hyperlink" w:semiHidden="1" w:unhideWhenUsed="1"/>
+    <w:lsdException w:name="FollowedHyperlink" w:semiHidden="1" w:unhideWhenUsed="1"/>
+    <w:lsdException w:name="Strong" w:uiPriority="22" w:qFormat="1"/>
+    <w:lsdException w:name="Emphasis" w:uiPriority="20" w:qFormat="1"/>
+    <w:lsdException w:name="Document Map" w:semiHidden="1" w:unhideWhenUsed="1"/>
+    <w:lsdException w:name="Plain Text" w:semiHidden="1" w:unhideWhenUsed="1"/>
+    <w:lsdException w:name="E-mail Signature" w:semiHidden="1" w:unhideWhenUsed="1"/>
+    <w:lsdException w:name="HTML Top of Form" w:semiHidden="1" w:unhideWhenUsed="1"/>
+    <w:lsdException w:name="HTML Bottom of Form" w:semiHidden="1" w:unhideWhenUsed="1"/>
+    <w:lsdException w:name="Normal (Web)" w:semiHidden="1" w:unhideWhenUsed="1"/>
+    <w:lsdException w:name="HTML Acronym" w:semiHidden="1" w:unhideWhenUsed="1"/>
+    <w:lsdException w:name="HTML Address" w:semiHidden="1" w:unhideWhenUsed="1"/>
+    <w:lsdException w:name="HTML Cite" w:semiHidden="1" w:unhideWhenUsed="1"/>
+    <w:lsdException w:name="HTML Code" w:semiHidden="1" w:unhideWhenUsed="1"/>
+    <w:lsdException w:name="HTML Definition" w:semiHidden="1" w:unhideWhenUsed="1"/>
+    <w:lsdException w:name="HTML Keyboard" w:semiHidden="1" w:unhideWhenUsed="1"/>
+    <w:lsdException w:name="HTML Preformatted" w:semiHidden="1" w:unhideWhenUsed="1"/>
+    <w:lsdException w:name="HTML Sample" w:semiHidden="1" w:unhideWhenUsed="1"/>
+    <w:lsdException w:name="HTML Typewriter" w:semiHidden="1" w:unhideWhenUsed="1"/>
+    <w:lsdException w:name="HTML Variable" w:semiHidden="1" w:unhideWhenUsed="1"/>
+    <w:lsdException w:name="Normal Table" w:semiHidden="1" w:unhideWhenUsed="1"/>
+    <w:lsdException w:name="annotation subject" w:semiHidden="1" w:unhideWhenUsed="1"/>
+    <w:lsdException w:name="No List" w:semiHidden="1" w:unhideWhenUsed="1"/>
+    <w:lsdException w:name="Outline List 1" w:semiHidden="1" w:unhideWhenUsed="1"/>
+    <w:lsdException w:name="Outline List 2" w:semiHidden="1" w:unhideWhenUsed="1"/>
+    <w:lsdException w:name="Outline List 3" w:semiHidden="1" w:unhideWhenUsed="1"/>
+    <w:lsdException w:name="Table Simple 1" w:semiHidden="1" w:unhideWhenUsed="1"/>
+    <w:lsdException w:name="Table Simple 2" w:semiHidden="1" w:unhideWhenUsed="1"/>
+    <w:lsdException w:name="Table Simple 3" w:semiHidden="1" w:unhideWhenUsed="1"/>
+    <w:lsdException w:name="Table Classic 1" w:semiHidden="1" w:unhideWhenUsed="1"/>
+    <w:lsdException w:name="Table Classic 2" w:semiHidden="1" w:unhideWhenUsed="1"/>
+    <w:lsdException w:name="Table Classic 3" w:semiHidden="1" w:unhideWhenUsed="1"/>
+    <w:lsdException w:name="Table Classic 4" w:semiHidden="1" w:unhideWhenUsed="1"/>
+    <w:lsdException w:name="Table Colorful 1" w:semiHidden="1" w:unhideWhenUsed="1"/>
+    <w:lsdException w:name="Table Colorful 2" w:semiHidden="1" w:unhideWhenUsed="1"/>
+    <w:lsdException w:name="Table Colorful 3" w:semiHidden="1" w:unhideWhenUsed="1"/>
+    <w:lsdException w:name="Table Columns 1" w:semiHidden="1" w:unhideWhenUsed="1"/>
+    <w:lsdException w:name="Table Columns 2" w:semiHidden="1" w:unhideWhenUsed="1"/>
+    <w:lsdException w:name="Table Columns 3" w:semiHidden="1" w:unhideWhenUsed="1"/>
+    <w:lsdException w:name="Table Columns 4" w:semiHidden="1" w:unhideWhenUsed="1"/>
+    <w:lsdException w:name="Table Columns 5" w:semiHidden="1" w:unhideWhenUsed="1"/>
+    <w:lsdException w:name="Table Grid 1" w:semiHidden="1" w:unhideWhenUsed="1"/>
+    <w:lsdException w:name="Table Grid 2" w:semiHidden="1" w:unhideWhenUsed="1"/>
+    <w:lsdException w:name="Table Grid 3" w:semiHidden="1" w:unhideWhenUsed="1"/>
+    <w:lsdException w:name="Table Grid 4" w:semiHidden="1" w:unhideWhenUsed="1"/>
+    <w:lsdException w:name="Table Grid 5" w:semiHidden="1" w:unhideWhenUsed="1"/>
+    <w:lsdException w:name="Table Grid 6" w:semiHidden="1" w:unhideWhenUsed="1"/>
+    <w:lsdException w:name="Table Grid 7" w:semiHidden="1" w:unhideWhenUsed="1"/>
+    <w:lsdException w:name="Table Grid 8" w:semiHidden="1" w:unhideWhenUsed="1"/>
+    <w:lsdException w:name="Table List 1" w:semiHidden="1" w:unhideWhenUsed="1"/>
+    <w:lsdException w:name="Table List 2" w:semiHidden="1" w:unhideWhenUsed="1"/>
+    <w:lsdException w:name="Table List 3" w:semiHidden="1" w:unhideWhenUsed="1"/>
+    <w:lsdException w:name="Table List 4" w:semiHidden="1" w:unhideWhenUsed="1"/>
+    <w:lsdException w:name="Table List 5" w:semiHidden="1" w:unhideWhenUsed="1"/>
+    <w:lsdException w:name="Table List 6" w:semiHidden="1" w:unhideWhenUsed="1"/>
+    <w:lsdException w:name="Table List 7" w:semiHidden="1" w:unhideWhenUsed="1"/>
+    <w:lsdException w:name="Table List 8" w:semiHidden="1" w:unhideWhenUsed="1"/>
+    <w:lsdException w:name="Table 3D effects 1" w:semiHidden="1" w:unhideWhenUsed="1"/>
+    <w:lsdException w:name="Table 3D effects 2" w:semiHidden="1" w:unhideWhenUsed="1"/>
+    <w:lsdException w:name="Table 3D effects 3" w:semiHidden="1" w:unhideWhenUsed="1"/>
+    <w:lsdException w:name="Table Contemporary" w:semiHidden="1" w:unhideWhenUsed="1"/>
+    <w:lsdException w:name="Table Elegant" w:semiHidden="1" w:unhideWhenUsed="1"/>
+    <w:lsdException w:name="Table Professional" w:semiHidden="1" w:unhideWhenUsed="1"/>
+    <w:lsdException w:name="Table Subtle 1" w:semiHidden="1" w:unhideWhenUsed="1"/>
+    <w:lsdException w:name="Table Subtle 2" w:semiHidden="1" w:unhideWhenUsed="1"/>
+    <w:lsdException w:name="Table Web 1" w:semiHidden="1" w:unhideWhenUsed="1"/>
+    <w:lsdException w:name="Table Web 2" w:semiHidden="1" w:unhideWhenUsed="1"/>
+    <w:lsdException w:name="Table Web 3" w:semiHidden="1" w:unhideWhenUsed="1"/>
+    <w:lsdException w:name="Balloon Text" w:semiHidden="1" w:unhideWhenUsed="1"/>
+    <w:lsdException w:name="Table Grid" w:uiPriority="39"/>
+    <w:lsdException w:name="Table Theme" w:semiHidden="1" w:unhideWhenUsed="1"/>
+    <w:lsdException w:name="Placeholder Text" w:semiHidden="1"/>
+    <w:lsdException w:name="No Spacing" w:uiPriority="1" w:qFormat="1"/>
+    <w:lsdException w:name="Light Shading" w:uiPriority="60"/>
+    <w:lsdException w:name="Light List" w:uiPriority="61"/>
+    <w:lsdException w:name="Light Grid" w:uiPriority="62"/>
+    <w:lsdException w:name="Medium Shading 1" w:uiPriority="63"/>
+    <w:lsdException w:name="Medium Shading 2" w:uiPriority="64"/>
+    <w:lsdException w:name="Medium List 1" w:uiPriority="65"/>
+    <w:lsdException w:name="Medium List 2" w:uiPriority="66"/>
+    <w:lsdException w:name="Medium Grid 1" w:uiPriority="67"/>
+    <w:lsdException w:name="Medium Grid 2" w:uiPriority="68"/>
+    <w:lsdException w:name="Medium Grid 3" w:uiPriority="69"/>
+    <w:lsdException w:name="Dark List" w:uiPriority="70"/>
+    <w:lsdException w:name="Colorful Shading" w:uiPriority="71"/>
+    <w:lsdException w:name="Colorful List" w:uiPriority="72"/>
+    <w:lsdException w:name="Colorful Grid" w:uiPriority="73"/>
+    <w:lsdException w:name="Light Shading Accent 1" w:uiPriority="60"/>
+    <w:lsdException w:name="Light List Accent 1" w:uiPriority="61"/>
+    <w:lsdException w:name="Light Grid Accent 1" w:uiPriority="62"/>
+    <w:lsdException w:name="Medium Shading 1 Accent 1" w:uiPriority="63"/>
+    <w:lsdException w:name="Medium Shading 2 Accent 1" w:uiPriority="64"/>
+    <w:lsdException w:name="Medium List 1 Accent 1" w:uiPriority="65"/>
+    <w:lsdException w:name="Revision" w:semiHidden="1"/>
+    <w:lsdException w:name="List Paragraph" w:uiPriority="34" w:qFormat="1"/>
+    <w:lsdException w:name="Quote" w:uiPriority="29" w:qFormat="1"/>
+    <w:lsdException w:name="Intense Quote" w:uiPriority="30" w:qFormat="1"/>
+    <w:lsdException w:name="Medium List 2 Accent 1" w:uiPriority="66"/>
+    <w:lsdException w:name="Medium Grid 1 Accent 1" w:uiPriority="67"/>
+    <w:lsdException w:name="Medium Grid 2 Accent 1" w:uiPriority="68"/>
+    <w:lsdException w:name="Medium Grid 3 Accent 1" w:uiPriority="69"/>
+    <w:lsdException w:name="Dark List Accent 1" w:uiPriority="70"/>
+    <w:lsdException w:name="Colorful Shading Accent 1" w:uiPriority="71"/>
+    <w:lsdException w:name="Colorful List Accent 1" w:uiPriority="72"/>
+    <w:lsdException w:name="Colorful Grid Accent 1" w:uiPriority="73"/>
+    <w:lsdException w:name="Light Shading Accent 2" w:uiPriority="60"/>
+    <w:lsdException w:name="Light List Accent 2" w:uiPriority="61"/>
+    <w:lsdException w:name="Light Grid Accent 2" w:uiPriority="62"/>
+    <w:lsdException w:name="Medium Shading 1 Accent 2" w:uiPriority="63"/>
+    <w:lsdException w:name="Medium Shading 2 Accent 2" w:uiPriority="64"/>
+    <w:lsdException w:name="Medium List 1 Accent 2" w:uiPriority="65"/>
+    <w:lsdException w:name="Medium List 2 Accent 2" w:uiPriority="66"/>
+    <w:lsdException w:name="Medium Grid 1 Accent 2" w:uiPriority="67"/>
+    <w:lsdException w:name="Medium Grid 2 Accent 2" w:uiPriority="68"/>
+    <w:lsdException w:name="Medium Grid 3 Accent 2" w:uiPriority="69"/>
+    <w:lsdException w:name="Dark List Accent 2" w:uiPriority="70"/>
+    <w:lsdException w:name="Colorful Shading Accent 2" w:uiPriority="71"/>
+    <w:lsdException w:name="Colorful List Accent 2" w:uiPriority="72"/>
+    <w:lsdException w:name="Colorful Grid Accent 2" w:uiPriority="73"/>
+    <w:lsdException w:name="Light Shading Accent 3" w:uiPriority="60"/>
+    <w:lsdException w:name="Light List Accent 3" w:uiPriority="61"/>
+    <w:lsdException w:name="Light Grid Accent 3" w:uiPriority="62"/>
+    <w:lsdException w:name="Medium Shading 1 Accent 3" w:uiPriority="63"/>
+    <w:lsdException w:name="Medium Shading 2 Accent 3" w:uiPriority="64"/>
+    <w:lsdException w:name="Medium List 1 Accent 3" w:uiPriority="65"/>
+    <w:lsdException w:name="Medium List 2 Accent 3" w:uiPriority="66"/>
+    <w:lsdException w:name="Medium Grid 1 Accent 3" w:uiPriority="67"/>
+    <w:lsdException w:name="Medium Grid 2 Accent 3" w:uiPriority="68"/>
+    <w:lsdException w:name="Medium Grid 3 Accent 3" w:uiPriority="69"/>
+    <w:lsdException w:name="Dark List Accent 3" w:uiPriority="70"/>
+    <w:lsdException w:name="Colorful Shading Accent 3" w:uiPriority="71"/>
+    <w:lsdException w:name="Colorful List Accent 3" w:uiPriority="72"/>
+    <w:lsdException w:name="Colorful Grid Accent 3" w:uiPriority="73"/>
+    <w:lsdException w:name="Light Shading Accent 4" w:uiPriority="60"/>
+    <w:lsdException w:name="Light List Accent 4" w:uiPriority="61"/>
+    <w:lsdException w:name="Light Grid Accent 4" w:uiPriority="62"/>
+    <w:lsdException w:name="Medium Shading 1 Accent 4" w:uiPriority="63"/>
+    <w:lsdException w:name="Medium Shading 2 Accent 4" w:uiPriority="64"/>
+    <w:lsdException w:name="Medium List 1 Accent 4" w:uiPriority="65"/>
+    <w:lsdException w:name="Medium List 2 Accent 4" w:uiPriority="66"/>
+    <w:lsdException w:name="Medium Grid 1 Accent 4" w:uiPriority="67"/>
+    <w:lsdException w:name="Medium Grid 2 Accent 4" w:uiPriority="68"/>
+    <w:lsdException w:name="Medium Grid 3 Accent 4" w:uiPriority="69"/>
+    <w:lsdException w:name="Dark List Accent 4" w:uiPriority="70"/>
+    <w:lsdException w:name="Colorful Shading Accent 4" w:uiPriority="71"/>
+    <w:lsdException w:name="Colorful List Accent 4" w:uiPriority="72"/>
+    <w:lsdException w:name="Colorful Grid Accent 4" w:uiPriority="73"/>
+    <w:lsdException w:name="Light Shading Accent 5" w:uiPriority="60"/>
+    <w:lsdException w:name="Light List Accent 5" w:uiPriority="61"/>
+    <w:lsdException w:name="Light Grid Accent 5" w:uiPriority="62"/>
+    <w:lsdException w:name="Medium Shading 1 Accent 5" w:uiPriority="63"/>
+    <w:lsdException w:name="Medium Shading 2 Accent 5" w:uiPriority="64"/>
+    <w:lsdException w:name="Medium List 1 Accent 5" w:uiPriority="65"/>
+    <w:lsdException w:name="Medium List 2 Accent 5" w:uiPriority="66"/>
+    <w:lsdException w:name="Medium Grid 1 Accent 5" w:uiPriority="67"/>
+    <w:lsdException w:name="Medium Grid 2 Accent 5" w:uiPriority="68"/>
+    <w:lsdException w:name="Medium Grid 3 Accent 5" w:uiPriority="69"/>
+    <w:lsdException w:name="Dark List Accent 5" w:uiPriority="70"/>
+    <w:lsdException w:name="Colorful Shading Accent 5" w:uiPriority="71"/>
+    <w:lsdException w:name="Colorful List Accent 5" w:uiPriority="72"/>
+    <w:lsdException w:name="Colorful Grid Accent 5" w:uiPriority="73"/>
+    <w:lsdException w:name="Light Shading Accent 6" w:uiPriority="60"/>
+    <w:lsdException w:name="Light List Accent 6" w:uiPriority="61"/>
+    <w:lsdException w:name="Light Grid Accent 6" w:uiPriority="62"/>
+    <w:lsdException w:name="Medium Shading 1 Accent 6" w:uiPriority="63"/>
+    <w:lsdException w:name="Medium Shading 2 Accent 6" w:uiPriority="64"/>
+    <w:lsdException w:name="Medium List 1 Accent 6" w:uiPriority="65"/>
+    <w:lsdException w:name="Medium List 2 Accent 6" w:uiPriority="66"/>
+    <w:lsdException w:name="Medium Grid 1 Accent 6" w:uiPriority="67"/>
+    <w:lsdException w:name="Medium Grid 2 Accent 6" w:uiPriority="68"/>
+    <w:lsdException w:name="Medium Grid 3 Accent 6" w:uiPriority="69"/>
+    <w:lsdException w:name="Dark List Accent 6" w:uiPriority="70"/>
+    <w:lsdException w:name="Colorful Shading Accent 6" w:uiPriority="71"/>
+    <w:lsdException w:name="Colorful List Accent 6" w:uiPriority="72"/>
+    <w:lsdException w:name="Colorful Grid Accent 6" w:uiPriority="73"/>
+    <w:lsdException w:name="Subtle Emphasis" w:uiPriority="19" w:qFormat="1"/>
+    <w:lsdException w:name="Intense Emphasis" w:uiPriority="21" w:qFormat="1"/>
+    <w:lsdException w:name="Subtle Reference" w:uiPriority="31" w:qFormat="1"/>
+    <w:lsdException w:name="Intense Reference" w:uiPriority="32" w:qFormat="1"/>
+    <w:lsdException w:name="Book Title" w:uiPriority="33" w:qFormat="1"/>
+    <w:lsdException w:name="Bibliography" w:semiHidden="1" w:uiPriority="37" w:unhideWhenUsed="1"/>
+    <w:lsdException w:name="TOC Heading" w:semiHidden="1" w:uiPriority="39" w:unhideWhenUsed="1" w:qFormat="1"/>
+    <w:lsdException w:name="Plain Table 1" w:uiPriority="41"/>
+    <w:lsdException w:name="Plain Table 2" w:uiPriority="42"/>
+    <w:lsdException w:name="Plain Table 3" w:uiPriority="43"/>
+    <w:lsdException w:name="Plain Table 4" w:uiPriority="44"/>
+    <w:lsdException w:name="Plain Table 5" w:uiPriority="45"/>
+    <w:lsdException w:name="Grid Table Light" w:uiPriority="40"/>
+    <w:lsdException w:name="Grid Table 1 Light" w:uiPriority="46"/>
+    <w:lsdException w:name="Grid Table 2" w:uiPriority="47"/>
+    <w:lsdException w:name="Grid Table 3" w:uiPriority="48"/>
+    <w:lsdException w:name="Grid Table 4" w:uiPriority="49"/>
+    <w:lsdException w:name="Grid Table 5 Dark" w:uiPriority="50"/>
+    <w:lsdException w:name="Grid Table 6 Colorful" w:uiPriority="51"/>
+    <w:lsdException w:name="Grid Table 7 Colorful" w:uiPriority="52"/>
+    <w:lsdException w:name="Grid Table 1 Light Accent 1" w:uiPriority="46"/>
+    <w:lsdException w:name="Grid Table 2 Accent 1" w:uiPriority="47"/>
+    <w:lsdException w:name="Grid Table 3 Accent 1" w:uiPriority="48"/>
+    <w:lsdException w:name="Grid Table 4 Accent 1" w:uiPriority="49"/>
+    <w:lsdException w:name="Grid Table 5 Dark Accent 1" w:uiPriority="50"/>
+    <w:lsdException w:name="Grid Table 6 Colorful Accent 1" w:uiPriority="51"/>
+    <w:lsdException w:name="Grid Table 7 Colorful Accent 1" w:uiPriority="52"/>
+    <w:lsdException w:name="Grid Table 1 Light Accent 2" w:uiPriority="46"/>
+    <w:lsdException w:name="Grid Table 2 Accent 2" w:uiPriority="47"/>
+    <w:lsdException w:name="Grid Table 3 Accent 2" w:uiPriority="48"/>
+    <w:lsdException w:name="Grid Table 4 Accent 2" w:uiPriority="49"/>
+    <w:lsdException w:name="Grid Table 5 Dark Accent 2" w:uiPriority="50"/>
+    <w:lsdException w:name="Grid Table 6 Colorful Accent 2" w:uiPriority="51"/>
+    <w:lsdException w:name="Grid Table 7 Colorful Accent 2" w:uiPriority="52"/>
+    <w:lsdException w:name="Grid Table 1 Light Accent 3" w:uiPriority="46"/>
+    <w:lsdException w:name="Grid Table 2 Accent 3" w:uiPriority="47"/>
+    <w:lsdException w:name="Grid Table 3 Accent 3" w:uiPriority="48"/>
+    <w:lsdException w:name="Grid Table 4 Accent 3" w:uiPriority="49"/>
+    <w:lsdException w:name="Grid Table 5 Dark Accent 3" w:uiPriority="50"/>
+    <w:lsdException w:name="Grid Table 6 Colorful Accent 3" w:uiPriority="51"/>
+    <w:lsdException w:name="Grid Table 7 Colorful Accent 3" w:uiPriority="52"/>
+    <w:lsdException w:name="Grid Table 1 Light Accent 4" w:uiPriority="46"/>
+    <w:lsdException w:name="Grid Table 2 Accent 4" w:uiPriority="47"/>
+    <w:lsdException w:name="Grid Table 3 Accent 4" w:uiPriority="48"/>
+    <w:lsdException w:name="Grid Table 4 Accent 4" w:uiPriority="49"/>
+    <w:lsdException w:name="Grid Table 5 Dark Accent 4" w:uiPriority="50"/>
+    <w:lsdException w:name="Grid Table 6 Colorful Accent 4" w:uiPriority="51"/>
+    <w:lsdException w:name="Grid Table 7 Colorful Accent 4" w:uiPriority="52"/>
+    <w:lsdException w:name="Grid Table 1 Light Accent 5" w:uiPriority="46"/>
+    <w:lsdException w:name="Grid Table 2 Accent 5" w:uiPriority="47"/>
+    <w:lsdException w:name="Grid Table 3 Accent 5" w:uiPriority="48"/>
+    <w:lsdException w:name="Grid Table 4 Accent 5" w:uiPriority="49"/>
+    <w:lsdException w:name="Grid Table 5 Dark Accent 5" w:uiPriority="50"/>
+    <w:lsdException w:name="Grid Table 6 Colorful Accent 5" w:uiPriority="51"/>
+    <w:lsdException w:name="Grid Table 7 Colorful Accent 5" w:uiPriority="52"/>
+    <w:lsdException w:name="Grid Table 1 Light Accent 6" w:uiPriority="46"/>
+    <w:lsdException w:name="Grid Table 2 Accent 6" w:uiPriority="47"/>
+    <w:lsdException w:name="Grid Table 3 Accent 6" w:uiPriority="48"/>
+    <w:lsdException w:name="Grid Table 4 Accent 6" w:uiPriority="49"/>
+    <w:lsdException w:name="Grid Table 5 Dark Accent 6" w:uiPriority="50"/>
+    <w:lsdException w:name="Grid Table 6 Colorful Accent 6" w:uiPriority="51"/>
+    <w:lsdException w:name="Grid Table 7 Colorful Accent 6" w:uiPriority="52"/>
+    <w:lsdException w:name="List Table 1 Light" w:uiPriority="46"/>
+    <w:lsdException w:name="List Table 2" w:uiPriority="47"/>
+    <w:lsdException w:name="List Table 3" w:uiPriority="48"/>
+    <w:lsdException w:name="List Table 4" w:uiPriority="49"/>
+    <w:lsdException w:name="List Table 5 Dark" w:uiPriority="50"/>
+    <w:lsdException w:name="List Table 6 Colorful" w:uiPriority="51"/>
+    <w:lsdException w:name="List Table 7 Colorful" w:uiPriority="52"/>
+    <w:lsdException w:name="List Table 1 Light Accent 1" w:uiPriority="46"/>
+    <w:lsdException w:name="List Table 2 Accent 1" w:uiPriority="47"/>
+    <w:lsdException w:name="List Table 3 Accent 1" w:uiPriority="48"/>
+    <w:lsdException w:name="List Table 4 Accent 1" w:uiPriority="49"/>
+    <w:lsdException w:name="List Table 5 Dark Accent 1" w:uiPriority="50"/>
+    <w:lsdException w:name="List Table 6 Colorful Accent 1" w:uiPriority="51"/>
+    <w:lsdException w:name="List Table 7 Colorful Accent 1" w:uiPriority="52"/>
+    <w:lsdException w:name="List Table 1 Light Accent 2" w:uiPriority="46"/>
+    <w:lsdException w:name="List Table 2 Accent 2" w:uiPriority="47"/>
+    <w:lsdException w:name="List Table 3 Accent 2" w:uiPriority="48"/>
+    <w:lsdException w:name="List Table 4 Accent 2" w:uiPriority="49"/>
+    <w:lsdException w:name="List Table 5 Dark Accent 2" w:uiPriority="50"/>
+    <w:lsdException w:name="List Table 6 Colorful Accent 2" w:uiPriority="51"/>
+    <w:lsdException w:name="List Table 7 Colorful Accent 2" w:uiPriority="52"/>
+    <w:lsdException w:name="List Table 1 Light Accent 3" w:uiPriority="46"/>
+    <w:lsdException w:name="List Table 2 Accent 3" w:uiPriority="47"/>
+    <w:lsdException w:name="List Table 3 Accent 3" w:uiPriority="48"/>
+    <w:lsdException w:name="List Table 4 Accent 3" w:uiPriority="49"/>
+    <w:lsdException w:name="List Table 5 Dark Accent 3" w:uiPriority="50"/>
+    <w:lsdException w:name="List Table 6 Colorful Accent 3" w:uiPriority="51"/>
+    <w:lsdException w:name="List Table 7 Colorful Accent 3" w:uiPriority="52"/>
+    <w:lsdException w:name="List Table 1 Light Accent 4" w:uiPriority="46"/>
+    <w:lsdException w:name="List Table 2 Accent 4" w:uiPriority="47"/>
+    <w:lsdException w:name="List Table 3 Accent 4" w:uiPriority="48"/>
+    <w:lsdException w:name="List Table 4 Accent 4" w:uiPriority="49"/>
+    <w:lsdException w:name="List Table 5 Dark Accent 4" w:uiPriority="50"/>
+    <w:lsdException w:name="List Table 6 Colorful Accent 4" w:uiPriority="51"/>
+    <w:lsdException w:name="List Table 7 Colorful Accent 4" w:uiPriority="52"/>
+    <w:lsdException w:name="List Table 1 Light Accent 5" w:uiPriority="46"/>
+    <w:lsdException w:name="List Table 2 Accent 5" w:uiPriority="47"/>
+    <w:lsdException w:name="List Table 3 Accent 5" w:uiPriority="48"/>
+    <w:lsdException w:name="List Table 4 Accent 5" w:uiPriority="49"/>
+    <w:lsdException w:name="List Table 5 Dark Accent 5" w:uiPriority="50"/>
+    <w:lsdException w:name="List Table 6 Colorful Accent 5" w:uiPriority="51"/>
+    <w:lsdException w:name="List Table 7 Colorful Accent 5" w:uiPriority="52"/>
+    <w:lsdException w:name="List Table 1 Light Accent 6" w:uiPriority="46"/>
+    <w:lsdException w:name="List Table 2 Accent 6" w:uiPriority="47"/>
+    <w:lsdException w:name="List Table 3 Accent 6" w:uiPriority="48"/>
+    <w:lsdException w:name="List Table 4 Accent 6" w:uiPriority="49"/>
+    <w:lsdException w:name="List Table 5 Dark Accent 6" w:uiPriority="50"/>
+    <w:lsdException w:name="List Table 6 Colorful Accent 6" w:uiPriority="51"/>
+    <w:lsdException w:name="List Table 7 Colorful Accent 6" w:uiPriority="52"/>
+    <w:lsdException w:name="Mention" w:semiHidden="1" w:unhideWhenUsed="1"/>
+    <w:lsdException w:name="Smart Hyperlink" w:semiHidden="1" w:unhideWhenUsed="1"/>
+    <w:lsdException w:name="Hashtag" w:semiHidden="1" w:unhideWhenUsed="1"/>
+    <w:lsdException w:name="Unresolved Mention" w:semiHidden="1" w:unhideWhenUsed="1"/>
+    <w:lsdException w:name="Smart Link" w:semiHidden="1" w:unhideWhenUsed="1"/>
+  </w:latentStyles>
+  <w:style w:type="paragraph" w:default="1" w:styleId="Normal">
     <w:name w:val="Normal"/>
     <w:qFormat/>
+  </w:style>
+  <w:style w:type="paragraph" w:styleId="Heading1">
+    <w:name w:val="heading 1"/>
+    <w:basedOn w:val="Normal"/>
+    <w:next w:val="Normal"/>
+    <w:uiPriority w:val="9"/>
+    <w:qFormat/>
+    <w:pPr>
+      <w:outlineLvl w:val="0"/>
+    </w:pPr>
+    <w:rPr>
+      <w:color w:val="2E74B5"/>
+      <w:sz w:val="32"/>
+      <w:szCs w:val="32"/>
+    </w:rPr>
+  </w:style>
+  <w:style w:type="paragraph" w:styleId="Heading2">
+    <w:name w:val="heading 2"/>
+    <w:basedOn w:val="Normal"/>
+    <w:next w:val="Normal"/>
+    <w:uiPriority w:val="9"/>
+    <w:semiHidden/>
+    <w:unhideWhenUsed/>
+    <w:qFormat/>
+    <w:pPr>
+      <w:outlineLvl w:val="1"/>
+    </w:pPr>
+    <w:rPr>
+      <w:color w:val="2E74B5"/>
+      <w:sz w:val="26"/>
+      <w:szCs w:val="26"/>
+    </w:rPr>
+  </w:style>
+  <w:style w:type="paragraph" w:styleId="Heading3">
+    <w:name w:val="heading 3"/>
+    <w:basedOn w:val="Normal"/>
+    <w:next w:val="Normal"/>
+    <w:uiPriority w:val="9"/>
+    <w:semiHidden/>
+    <w:unhideWhenUsed/>
+    <w:qFormat/>
+    <w:pPr>
+      <w:outlineLvl w:val="2"/>
+    </w:pPr>
+    <w:rPr>
+      <w:color w:val="1F4D78"/>
+      <w:sz w:val="24"/>
+      <w:szCs w:val="24"/>
+    </w:rPr>
+  </w:style>
+  <w:style w:type="paragraph" w:styleId="Heading4">
+    <w:name w:val="heading 4"/>
+    <w:basedOn w:val="Normal"/>
+    <w:next w:val="Normal"/>
+    <w:uiPriority w:val="9"/>
+    <w:semiHidden/>
+    <w:unhideWhenUsed/>
+    <w:qFormat/>
+    <w:pPr>
+      <w:outlineLvl w:val="3"/>
+    </w:pPr>
+    <w:rPr>
+      <w:i/>
+      <w:iCs/>
+      <w:color w:val="2E74B5"/>
+    </w:rPr>
+  </w:style>
+  <w:style w:type="paragraph" w:styleId="Heading5">
+    <w:name w:val="heading 5"/>
+    <w:basedOn w:val="Normal"/>
+    <w:next w:val="Normal"/>
+    <w:uiPriority w:val="9"/>
+    <w:semiHidden/>
+    <w:unhideWhenUsed/>
+    <w:qFormat/>
+    <w:pPr>
+      <w:outlineLvl w:val="4"/>
+    </w:pPr>
+    <w:rPr>
+      <w:color w:val="2E74B5"/>
+    </w:rPr>
+  </w:style>
+  <w:style w:type="paragraph" w:styleId="Heading6">
+    <w:name w:val="heading 6"/>
+    <w:basedOn w:val="Normal"/>
+    <w:next w:val="Normal"/>
+    <w:uiPriority w:val="9"/>
+    <w:semiHidden/>
+    <w:unhideWhenUsed/>
+    <w:qFormat/>
+    <w:pPr>
+      <w:outlineLvl w:val="5"/>
+    </w:pPr>
+    <w:rPr>
+      <w:color w:val="1F4D78"/>
+    </w:rPr>
+  </w:style>
+  <w:style w:type="character" w:default="1" w:styleId="DefaultParagraphFont">
+    <w:name w:val="Default Paragraph Font"/>
+    <w:uiPriority w:val="1"/>
+    <w:semiHidden/>
+    <w:unhideWhenUsed/>
+  </w:style>
+  <w:style w:type="table" w:default="1" w:styleId="TableNormal">
+    <w:name w:val="Normal Table"/>
+    <w:uiPriority w:val="99"/>
+    <w:semiHidden/>
+    <w:unhideWhenUsed/>
+    <w:tblPr>
+      <w:tblInd w:w="0" w:type="dxa"/>
+      <w:tblCellMar>
+        <w:top w:w="0" w:type="dxa"/>
+        <w:left w:w="108" w:type="dxa"/>
+        <w:bottom w:w="0" w:type="dxa"/>
+        <w:right w:w="108" w:type="dxa"/>
+      </w:tblCellMar>
+    </w:tblPr>
+  </w:style>
+  <w:style w:type="numbering" w:default="1" w:styleId="NoList">
+    <w:name w:val="No List"/>
+    <w:uiPriority w:val="99"/>
+    <w:semiHidden/>
+    <w:unhideWhenUsed/>
   </w:style>
   <w:style w:type="paragraph" w:styleId="Title">
     <w:name w:val="Title"/>
     <w:basedOn w:val="Normal"/>
     <w:next w:val="Normal"/>
+    <w:uiPriority w:val="10"/>
     <w:qFormat/>
     <w:rPr>
       <w:sz w:val="56"/>
       <w:szCs w:val="56"/>
     </w:rPr>
   </w:style>
-  <w:style w:type="paragraph" w:styleId="Heading1">
-    <w:name w:val="Heading 1"/>
-    <w:basedOn w:val="Normal"/>
-    <w:next w:val="Normal"/>
-    <w:qFormat/>
-    <w:rPr>
-      <w:color w:val="2E74B5"/>
-      <w:sz w:val="32"/>
-      <w:szCs w:val="32"/>
-    </w:rPr>
-  </w:style>
-  <w:style w:type="paragraph" w:styleId="Heading2">
-    <w:name w:val="Heading 2"/>
-    <w:basedOn w:val="Normal"/>
-    <w:next w:val="Normal"/>
-    <w:qFormat/>
-    <w:rPr>
-      <w:color w:val="2E74B5"/>
-      <w:sz w:val="26"/>
-      <w:szCs w:val="26"/>
-    </w:rPr>
-  </w:style>
-  <w:style w:type="paragraph" w:styleId="Heading3">
-    <w:name w:val="Heading 3"/>
-    <w:basedOn w:val="Normal"/>
-    <w:next w:val="Normal"/>
-    <w:qFormat/>
-    <w:rPr>
-      <w:color w:val="1F4D78"/>
-      <w:sz w:val="24"/>
-      <w:szCs w:val="24"/>
-    </w:rPr>
-  </w:style>
-  <w:style w:type="paragraph" w:styleId="Heading4">
-    <w:name w:val="Heading 4"/>
-    <w:basedOn w:val="Normal"/>
-    <w:next w:val="Normal"/>
-    <w:qFormat/>
-    <w:rPr>
-      <w:i/>
-      <w:iCs/>
-      <w:color w:val="2E74B5"/>
-    </w:rPr>
-  </w:style>
-  <w:style w:type="paragraph" w:styleId="Heading5">
-    <w:name w:val="Heading 5"/>
-    <w:basedOn w:val="Normal"/>
-    <w:next w:val="Normal"/>
-    <w:qFormat/>
-    <w:rPr>
-      <w:color w:val="2E74B5"/>
-    </w:rPr>
-  </w:style>
-  <w:style w:type="paragraph" w:styleId="Heading6">
-    <w:name w:val="Heading 6"/>
-    <w:basedOn w:val="Normal"/>
-    <w:next w:val="Normal"/>
-    <w:qFormat/>
-    <w:rPr>
-      <w:color w:val="1F4D78"/>
-    </w:rPr>
-  </w:style>
-  <w:style w:type="paragraph" w:styleId="Strong">
-    <w:name w:val="Strong"/>
+  <w:style w:type="paragraph" w:customStyle="1" w:styleId="Strong1">
+    <w:name w:val="Strong1"/>
     <w:basedOn w:val="Normal"/>
     <w:next w:val="Normal"/>
     <w:qFormat/>
@@ -564,7 +1426,6 @@
   </w:style>
   <w:style w:type="character" w:styleId="Hyperlink">
     <w:name w:val="Hyperlink"/>
-    <w:basedOn w:val="DefaultParagraphFont"/>
     <w:uiPriority w:val="99"/>
     <w:unhideWhenUsed/>
     <w:rPr>
@@ -574,7 +1435,6 @@
   </w:style>
   <w:style w:type="character" w:styleId="FootnoteReference">
     <w:name w:val="footnote reference"/>
-    <w:basedOn w:val="DefaultParagraphFont"/>
     <w:uiPriority w:val="99"/>
     <w:semiHidden/>
     <w:unhideWhenUsed/>
@@ -589,17 +1449,9 @@
     <w:uiPriority w:val="99"/>
     <w:semiHidden/>
     <w:unhideWhenUsed/>
-    <w:pPr>
-      <w:spacing w:after="0" w:line="240" w:lineRule="auto"/>
-    </w:pPr>
-    <w:rPr>
-      <w:sz w:val="20"/>
-      <w:szCs w:val="20"/>
-    </w:rPr>
-  </w:style>
-  <w:style w:type="character" w:styleId="FootnoteTextChar">
+  </w:style>
+  <w:style w:type="character" w:customStyle="1" w:styleId="FootnoteTextChar">
     <w:name w:val="Footnote Text Char"/>
-    <w:basedOn w:val="DefaultParagraphFont"/>
     <w:link w:val="FootnoteText"/>
     <w:uiPriority w:val="99"/>
     <w:semiHidden/>
@@ -611,7 +1463,6 @@
   </w:style>
   <w:style w:type="character" w:styleId="EndnoteReference">
     <w:name w:val="endnote reference"/>
-    <w:basedOn w:val="DefaultParagraphFont"/>
     <w:uiPriority w:val="99"/>
     <w:semiHidden/>
     <w:unhideWhenUsed/>
@@ -626,17 +1477,9 @@
     <w:uiPriority w:val="99"/>
     <w:semiHidden/>
     <w:unhideWhenUsed/>
-    <w:pPr>
-      <w:spacing w:after="0" w:line="240" w:lineRule="auto"/>
-    </w:pPr>
-    <w:rPr>
-      <w:sz w:val="20"/>
-      <w:szCs w:val="20"/>
-    </w:rPr>
-  </w:style>
-  <w:style w:type="character" w:styleId="EndnoteTextChar">
+  </w:style>
+  <w:style w:type="character" w:customStyle="1" w:styleId="EndnoteTextChar">
     <w:name w:val="Endnote Text Char"/>
-    <w:basedOn w:val="DefaultParagraphFont"/>
     <w:link w:val="EndnoteText"/>
     <w:uiPriority w:val="99"/>
     <w:semiHidden/>
@@ -801,7 +1644,7 @@
         <a:solidFill>
           <a:schemeClr val="phClr"/>
         </a:solidFill>
-        <a:gradFill rotWithShape="true">
+        <a:gradFill rotWithShape="1">
           <a:gsLst>
             <a:gs pos="0">
               <a:schemeClr val="phClr">
@@ -825,9 +1668,9 @@
               </a:schemeClr>
             </a:gs>
           </a:gsLst>
-          <a:lin ang="5400000" scaled="false"/>
+          <a:lin ang="5400000" scaled="0"/>
         </a:gradFill>
-        <a:gradFill rotWithShape="true">
+        <a:gradFill rotWithShape="1">
           <a:gsLst>
             <a:gs pos="0">
               <a:schemeClr val="phClr">
@@ -851,7 +1694,7 @@
               </a:schemeClr>
             </a:gs>
           </a:gsLst>
-          <a:lin ang="5400000" scaled="false"/>
+          <a:lin ang="5400000" scaled="0"/>
         </a:gradFill>
       </a:fillStyleLst>
       <a:lnStyleLst>
@@ -886,7 +1729,7 @@
         </a:effectStyle>
         <a:effectStyle>
           <a:effectLst>
-            <a:outerShdw blurRad="57150" dist="19050" dir="5400000" algn="ctr" rotWithShape="false">
+            <a:outerShdw blurRad="57150" dist="19050" dir="5400000" algn="ctr" rotWithShape="0">
               <a:srgbClr val="000000">
                 <a:alpha val="63000"/>
               </a:srgbClr>
@@ -904,7 +1747,7 @@
             <a:satMod val="170000"/>
           </a:schemeClr>
         </a:solidFill>
-        <a:gradFill rotWithShape="true">
+        <a:gradFill rotWithShape="1">
           <a:gsLst>
             <a:gs pos="0">
               <a:schemeClr val="phClr">
@@ -929,7 +1772,7 @@
               </a:schemeClr>
             </a:gs>
           </a:gsLst>
-          <a:lin ang="5400000" scaled="false"/>
+          <a:lin ang="5400000" scaled="0"/>
         </a:gradFill>
       </a:bgFillStyleLst>
     </a:fmtScheme>
